--- a/GitAndGithubCourse/ImportantNotesGit_Github.docx
+++ b/GitAndGithubCourse/ImportantNotesGit_Github.docx
@@ -116,6 +116,679 @@
                     <a:xfrm>
                       <a:off x="0" y="0"/>
                       <a:ext cx="5943600" cy="2081530"/>
+                    </a:xfrm>
+                    <a:prstGeom prst="rect">
+                      <a:avLst/>
+                    </a:prstGeom>
+                  </pic:spPr>
+                </pic:pic>
+              </a:graphicData>
+            </a:graphic>
+          </wp:inline>
+        </w:drawing>
+      </w:r>
+    </w:p>
+    <w:p>
+      <w:r>
+        <w:rPr>
+          <w:noProof/>
+        </w:rPr>
+        <w:lastRenderedPageBreak/>
+        <w:drawing>
+          <wp:inline distT="0" distB="0" distL="0" distR="0" wp14:anchorId="567A8765" wp14:editId="38A17592">
+            <wp:extent cx="5943600" cy="2035175"/>
+            <wp:effectExtent l="0" t="0" r="0" b="3175"/>
+            <wp:docPr id="1278466653" name="Picture 1" descr="A screenshot of a computer error&#10;&#10;AI-generated content may be incorrect."/>
+            <wp:cNvGraphicFramePr>
+              <a:graphicFrameLocks xmlns:a="http://schemas.openxmlformats.org/drawingml/2006/main" noChangeAspect="1"/>
+            </wp:cNvGraphicFramePr>
+            <a:graphic xmlns:a="http://schemas.openxmlformats.org/drawingml/2006/main">
+              <a:graphicData uri="http://schemas.openxmlformats.org/drawingml/2006/picture">
+                <pic:pic xmlns:pic="http://schemas.openxmlformats.org/drawingml/2006/picture">
+                  <pic:nvPicPr>
+                    <pic:cNvPr id="1278466653" name="Picture 1" descr="A screenshot of a computer error&#10;&#10;AI-generated content may be incorrect."/>
+                    <pic:cNvPicPr/>
+                  </pic:nvPicPr>
+                  <pic:blipFill>
+                    <a:blip r:embed="rId7"/>
+                    <a:stretch>
+                      <a:fillRect/>
+                    </a:stretch>
+                  </pic:blipFill>
+                  <pic:spPr>
+                    <a:xfrm>
+                      <a:off x="0" y="0"/>
+                      <a:ext cx="5943600" cy="2035175"/>
+                    </a:xfrm>
+                    <a:prstGeom prst="rect">
+                      <a:avLst/>
+                    </a:prstGeom>
+                  </pic:spPr>
+                </pic:pic>
+              </a:graphicData>
+            </a:graphic>
+          </wp:inline>
+        </w:drawing>
+      </w:r>
+    </w:p>
+    <w:p>
+      <w:r>
+        <w:rPr>
+          <w:noProof/>
+        </w:rPr>
+        <w:drawing>
+          <wp:inline distT="0" distB="0" distL="0" distR="0" wp14:anchorId="672024CC" wp14:editId="5F91B51A">
+            <wp:extent cx="5943600" cy="1209040"/>
+            <wp:effectExtent l="0" t="0" r="0" b="0"/>
+            <wp:docPr id="1884635791" name="Picture 1" descr="A screenshot of a computer screen&#10;&#10;AI-generated content may be incorrect."/>
+            <wp:cNvGraphicFramePr>
+              <a:graphicFrameLocks xmlns:a="http://schemas.openxmlformats.org/drawingml/2006/main" noChangeAspect="1"/>
+            </wp:cNvGraphicFramePr>
+            <a:graphic xmlns:a="http://schemas.openxmlformats.org/drawingml/2006/main">
+              <a:graphicData uri="http://schemas.openxmlformats.org/drawingml/2006/picture">
+                <pic:pic xmlns:pic="http://schemas.openxmlformats.org/drawingml/2006/picture">
+                  <pic:nvPicPr>
+                    <pic:cNvPr id="1884635791" name="Picture 1" descr="A screenshot of a computer screen&#10;&#10;AI-generated content may be incorrect."/>
+                    <pic:cNvPicPr/>
+                  </pic:nvPicPr>
+                  <pic:blipFill>
+                    <a:blip r:embed="rId8"/>
+                    <a:stretch>
+                      <a:fillRect/>
+                    </a:stretch>
+                  </pic:blipFill>
+                  <pic:spPr>
+                    <a:xfrm>
+                      <a:off x="0" y="0"/>
+                      <a:ext cx="5943600" cy="1209040"/>
+                    </a:xfrm>
+                    <a:prstGeom prst="rect">
+                      <a:avLst/>
+                    </a:prstGeom>
+                  </pic:spPr>
+                </pic:pic>
+              </a:graphicData>
+            </a:graphic>
+          </wp:inline>
+        </w:drawing>
+      </w:r>
+    </w:p>
+    <w:p>
+      <w:r>
+        <w:rPr>
+          <w:noProof/>
+        </w:rPr>
+        <w:drawing>
+          <wp:inline distT="0" distB="0" distL="0" distR="0" wp14:anchorId="67CFD6D5" wp14:editId="388E468C">
+            <wp:extent cx="5943600" cy="2268220"/>
+            <wp:effectExtent l="0" t="0" r="0" b="0"/>
+            <wp:docPr id="1812857837" name="Picture 1" descr="A screenshot of a computer&#10;&#10;AI-generated content may be incorrect."/>
+            <wp:cNvGraphicFramePr>
+              <a:graphicFrameLocks xmlns:a="http://schemas.openxmlformats.org/drawingml/2006/main" noChangeAspect="1"/>
+            </wp:cNvGraphicFramePr>
+            <a:graphic xmlns:a="http://schemas.openxmlformats.org/drawingml/2006/main">
+              <a:graphicData uri="http://schemas.openxmlformats.org/drawingml/2006/picture">
+                <pic:pic xmlns:pic="http://schemas.openxmlformats.org/drawingml/2006/picture">
+                  <pic:nvPicPr>
+                    <pic:cNvPr id="1812857837" name="Picture 1" descr="A screenshot of a computer&#10;&#10;AI-generated content may be incorrect."/>
+                    <pic:cNvPicPr/>
+                  </pic:nvPicPr>
+                  <pic:blipFill>
+                    <a:blip r:embed="rId9"/>
+                    <a:stretch>
+                      <a:fillRect/>
+                    </a:stretch>
+                  </pic:blipFill>
+                  <pic:spPr>
+                    <a:xfrm>
+                      <a:off x="0" y="0"/>
+                      <a:ext cx="5943600" cy="2268220"/>
+                    </a:xfrm>
+                    <a:prstGeom prst="rect">
+                      <a:avLst/>
+                    </a:prstGeom>
+                  </pic:spPr>
+                </pic:pic>
+              </a:graphicData>
+            </a:graphic>
+          </wp:inline>
+        </w:drawing>
+      </w:r>
+    </w:p>
+    <w:p>
+      <w:r>
+        <w:rPr>
+          <w:noProof/>
+        </w:rPr>
+        <w:drawing>
+          <wp:inline distT="0" distB="0" distL="0" distR="0" wp14:anchorId="298D2C48" wp14:editId="26B74C52">
+            <wp:extent cx="5943600" cy="1926590"/>
+            <wp:effectExtent l="0" t="0" r="0" b="0"/>
+            <wp:docPr id="1822310262" name="Picture 1"/>
+            <wp:cNvGraphicFramePr>
+              <a:graphicFrameLocks xmlns:a="http://schemas.openxmlformats.org/drawingml/2006/main" noChangeAspect="1"/>
+            </wp:cNvGraphicFramePr>
+            <a:graphic xmlns:a="http://schemas.openxmlformats.org/drawingml/2006/main">
+              <a:graphicData uri="http://schemas.openxmlformats.org/drawingml/2006/picture">
+                <pic:pic xmlns:pic="http://schemas.openxmlformats.org/drawingml/2006/picture">
+                  <pic:nvPicPr>
+                    <pic:cNvPr id="1822310262" name=""/>
+                    <pic:cNvPicPr/>
+                  </pic:nvPicPr>
+                  <pic:blipFill>
+                    <a:blip r:embed="rId10"/>
+                    <a:stretch>
+                      <a:fillRect/>
+                    </a:stretch>
+                  </pic:blipFill>
+                  <pic:spPr>
+                    <a:xfrm>
+                      <a:off x="0" y="0"/>
+                      <a:ext cx="5943600" cy="1926590"/>
+                    </a:xfrm>
+                    <a:prstGeom prst="rect">
+                      <a:avLst/>
+                    </a:prstGeom>
+                  </pic:spPr>
+                </pic:pic>
+              </a:graphicData>
+            </a:graphic>
+          </wp:inline>
+        </w:drawing>
+      </w:r>
+    </w:p>
+    <w:p>
+      <w:r>
+        <w:rPr>
+          <w:noProof/>
+        </w:rPr>
+        <w:lastRenderedPageBreak/>
+        <w:drawing>
+          <wp:inline distT="0" distB="0" distL="0" distR="0" wp14:anchorId="4B03745E" wp14:editId="5E940D9E">
+            <wp:extent cx="5619750" cy="1504950"/>
+            <wp:effectExtent l="0" t="0" r="0" b="0"/>
+            <wp:docPr id="869075748" name="Picture 1"/>
+            <wp:cNvGraphicFramePr>
+              <a:graphicFrameLocks xmlns:a="http://schemas.openxmlformats.org/drawingml/2006/main" noChangeAspect="1"/>
+            </wp:cNvGraphicFramePr>
+            <a:graphic xmlns:a="http://schemas.openxmlformats.org/drawingml/2006/main">
+              <a:graphicData uri="http://schemas.openxmlformats.org/drawingml/2006/picture">
+                <pic:pic xmlns:pic="http://schemas.openxmlformats.org/drawingml/2006/picture">
+                  <pic:nvPicPr>
+                    <pic:cNvPr id="869075748" name=""/>
+                    <pic:cNvPicPr/>
+                  </pic:nvPicPr>
+                  <pic:blipFill>
+                    <a:blip r:embed="rId11"/>
+                    <a:stretch>
+                      <a:fillRect/>
+                    </a:stretch>
+                  </pic:blipFill>
+                  <pic:spPr>
+                    <a:xfrm>
+                      <a:off x="0" y="0"/>
+                      <a:ext cx="5619750" cy="1504950"/>
+                    </a:xfrm>
+                    <a:prstGeom prst="rect">
+                      <a:avLst/>
+                    </a:prstGeom>
+                  </pic:spPr>
+                </pic:pic>
+              </a:graphicData>
+            </a:graphic>
+          </wp:inline>
+        </w:drawing>
+      </w:r>
+    </w:p>
+    <w:p>
+      <w:r>
+        <w:rPr>
+          <w:noProof/>
+        </w:rPr>
+        <w:drawing>
+          <wp:inline distT="0" distB="0" distL="0" distR="0" wp14:anchorId="1949F2F3" wp14:editId="46619049">
+            <wp:extent cx="5829300" cy="1514475"/>
+            <wp:effectExtent l="0" t="0" r="0" b="9525"/>
+            <wp:docPr id="782740821" name="Picture 1" descr="A screenshot of a computer program&#10;&#10;AI-generated content may be incorrect."/>
+            <wp:cNvGraphicFramePr>
+              <a:graphicFrameLocks xmlns:a="http://schemas.openxmlformats.org/drawingml/2006/main" noChangeAspect="1"/>
+            </wp:cNvGraphicFramePr>
+            <a:graphic xmlns:a="http://schemas.openxmlformats.org/drawingml/2006/main">
+              <a:graphicData uri="http://schemas.openxmlformats.org/drawingml/2006/picture">
+                <pic:pic xmlns:pic="http://schemas.openxmlformats.org/drawingml/2006/picture">
+                  <pic:nvPicPr>
+                    <pic:cNvPr id="782740821" name="Picture 1" descr="A screenshot of a computer program&#10;&#10;AI-generated content may be incorrect."/>
+                    <pic:cNvPicPr/>
+                  </pic:nvPicPr>
+                  <pic:blipFill>
+                    <a:blip r:embed="rId12"/>
+                    <a:stretch>
+                      <a:fillRect/>
+                    </a:stretch>
+                  </pic:blipFill>
+                  <pic:spPr>
+                    <a:xfrm>
+                      <a:off x="0" y="0"/>
+                      <a:ext cx="5829300" cy="1514475"/>
+                    </a:xfrm>
+                    <a:prstGeom prst="rect">
+                      <a:avLst/>
+                    </a:prstGeom>
+                  </pic:spPr>
+                </pic:pic>
+              </a:graphicData>
+            </a:graphic>
+          </wp:inline>
+        </w:drawing>
+      </w:r>
+    </w:p>
+    <w:p>
+      <w:pPr>
+        <w:rPr>
+          <w:lang w:val="en-US"/>
+        </w:rPr>
+      </w:pPr>
+      <w:r>
+        <w:rPr>
+          <w:noProof/>
+        </w:rPr>
+        <w:drawing>
+          <wp:inline distT="0" distB="0" distL="0" distR="0" wp14:anchorId="372A9C5D" wp14:editId="5655846F">
+            <wp:extent cx="5943600" cy="485140"/>
+            <wp:effectExtent l="0" t="0" r="0" b="0"/>
+            <wp:docPr id="154555323" name="Picture 1"/>
+            <wp:cNvGraphicFramePr>
+              <a:graphicFrameLocks xmlns:a="http://schemas.openxmlformats.org/drawingml/2006/main" noChangeAspect="1"/>
+            </wp:cNvGraphicFramePr>
+            <a:graphic xmlns:a="http://schemas.openxmlformats.org/drawingml/2006/main">
+              <a:graphicData uri="http://schemas.openxmlformats.org/drawingml/2006/picture">
+                <pic:pic xmlns:pic="http://schemas.openxmlformats.org/drawingml/2006/picture">
+                  <pic:nvPicPr>
+                    <pic:cNvPr id="154555323" name=""/>
+                    <pic:cNvPicPr/>
+                  </pic:nvPicPr>
+                  <pic:blipFill>
+                    <a:blip r:embed="rId13"/>
+                    <a:stretch>
+                      <a:fillRect/>
+                    </a:stretch>
+                  </pic:blipFill>
+                  <pic:spPr>
+                    <a:xfrm>
+                      <a:off x="0" y="0"/>
+                      <a:ext cx="5943600" cy="485140"/>
+                    </a:xfrm>
+                    <a:prstGeom prst="rect">
+                      <a:avLst/>
+                    </a:prstGeom>
+                  </pic:spPr>
+                </pic:pic>
+              </a:graphicData>
+            </a:graphic>
+          </wp:inline>
+        </w:drawing>
+      </w:r>
+      <w:r>
+        <w:rPr>
+          <w:lang w:val="en-US"/>
+        </w:rPr>
+        <w:t>git reset</w:t>
+      </w:r>
+    </w:p>
+    <w:p>
+      <w:pPr>
+        <w:rPr>
+          <w:lang w:val="en-US"/>
+        </w:rPr>
+      </w:pPr>
+      <w:r>
+        <w:rPr>
+          <w:lang w:val="en-US"/>
+        </w:rPr>
+        <w:t>git checkout &lt;fileName&gt;</w:t>
+      </w:r>
+    </w:p>
+    <w:p>
+      <w:r>
+        <w:rPr>
+          <w:noProof/>
+        </w:rPr>
+        <w:drawing>
+          <wp:inline distT="0" distB="0" distL="0" distR="0" wp14:anchorId="31D5D3A6" wp14:editId="5B0657C3">
+            <wp:extent cx="5943600" cy="683895"/>
+            <wp:effectExtent l="0" t="0" r="0" b="1905"/>
+            <wp:docPr id="983713366" name="Picture 1"/>
+            <wp:cNvGraphicFramePr>
+              <a:graphicFrameLocks xmlns:a="http://schemas.openxmlformats.org/drawingml/2006/main" noChangeAspect="1"/>
+            </wp:cNvGraphicFramePr>
+            <a:graphic xmlns:a="http://schemas.openxmlformats.org/drawingml/2006/main">
+              <a:graphicData uri="http://schemas.openxmlformats.org/drawingml/2006/picture">
+                <pic:pic xmlns:pic="http://schemas.openxmlformats.org/drawingml/2006/picture">
+                  <pic:nvPicPr>
+                    <pic:cNvPr id="983713366" name=""/>
+                    <pic:cNvPicPr/>
+                  </pic:nvPicPr>
+                  <pic:blipFill>
+                    <a:blip r:embed="rId14"/>
+                    <a:stretch>
+                      <a:fillRect/>
+                    </a:stretch>
+                  </pic:blipFill>
+                  <pic:spPr>
+                    <a:xfrm>
+                      <a:off x="0" y="0"/>
+                      <a:ext cx="5943600" cy="683895"/>
+                    </a:xfrm>
+                    <a:prstGeom prst="rect">
+                      <a:avLst/>
+                    </a:prstGeom>
+                  </pic:spPr>
+                </pic:pic>
+              </a:graphicData>
+            </a:graphic>
+          </wp:inline>
+        </w:drawing>
+      </w:r>
+    </w:p>
+    <w:p>
+      <w:r>
+        <w:rPr>
+          <w:noProof/>
+        </w:rPr>
+        <w:drawing>
+          <wp:inline distT="0" distB="0" distL="0" distR="0" wp14:anchorId="1330A631" wp14:editId="76A2924C">
+            <wp:extent cx="5943600" cy="520700"/>
+            <wp:effectExtent l="0" t="0" r="0" b="0"/>
+            <wp:docPr id="348119243" name="Picture 1"/>
+            <wp:cNvGraphicFramePr>
+              <a:graphicFrameLocks xmlns:a="http://schemas.openxmlformats.org/drawingml/2006/main" noChangeAspect="1"/>
+            </wp:cNvGraphicFramePr>
+            <a:graphic xmlns:a="http://schemas.openxmlformats.org/drawingml/2006/main">
+              <a:graphicData uri="http://schemas.openxmlformats.org/drawingml/2006/picture">
+                <pic:pic xmlns:pic="http://schemas.openxmlformats.org/drawingml/2006/picture">
+                  <pic:nvPicPr>
+                    <pic:cNvPr id="348119243" name=""/>
+                    <pic:cNvPicPr/>
+                  </pic:nvPicPr>
+                  <pic:blipFill>
+                    <a:blip r:embed="rId15"/>
+                    <a:stretch>
+                      <a:fillRect/>
+                    </a:stretch>
+                  </pic:blipFill>
+                  <pic:spPr>
+                    <a:xfrm>
+                      <a:off x="0" y="0"/>
+                      <a:ext cx="5943600" cy="520700"/>
+                    </a:xfrm>
+                    <a:prstGeom prst="rect">
+                      <a:avLst/>
+                    </a:prstGeom>
+                  </pic:spPr>
+                </pic:pic>
+              </a:graphicData>
+            </a:graphic>
+          </wp:inline>
+        </w:drawing>
+      </w:r>
+    </w:p>
+    <w:p>
+      <w:r>
+        <w:t>tree es el nombre del alias</w:t>
+      </w:r>
+    </w:p>
+    <w:p>
+      <w:r>
+        <w:rPr>
+          <w:noProof/>
+        </w:rPr>
+        <w:lastRenderedPageBreak/>
+        <w:drawing>
+          <wp:inline distT="0" distB="0" distL="0" distR="0" wp14:anchorId="1B694BAA" wp14:editId="5C8A0A7D">
+            <wp:extent cx="5924550" cy="2257425"/>
+            <wp:effectExtent l="0" t="0" r="0" b="9525"/>
+            <wp:docPr id="1180806860" name="Picture 1" descr="A screenshot of a computer&#10;&#10;AI-generated content may be incorrect."/>
+            <wp:cNvGraphicFramePr>
+              <a:graphicFrameLocks xmlns:a="http://schemas.openxmlformats.org/drawingml/2006/main" noChangeAspect="1"/>
+            </wp:cNvGraphicFramePr>
+            <a:graphic xmlns:a="http://schemas.openxmlformats.org/drawingml/2006/main">
+              <a:graphicData uri="http://schemas.openxmlformats.org/drawingml/2006/picture">
+                <pic:pic xmlns:pic="http://schemas.openxmlformats.org/drawingml/2006/picture">
+                  <pic:nvPicPr>
+                    <pic:cNvPr id="1180806860" name="Picture 1" descr="A screenshot of a computer&#10;&#10;AI-generated content may be incorrect."/>
+                    <pic:cNvPicPr/>
+                  </pic:nvPicPr>
+                  <pic:blipFill>
+                    <a:blip r:embed="rId16"/>
+                    <a:stretch>
+                      <a:fillRect/>
+                    </a:stretch>
+                  </pic:blipFill>
+                  <pic:spPr>
+                    <a:xfrm>
+                      <a:off x="0" y="0"/>
+                      <a:ext cx="5924550" cy="2257425"/>
+                    </a:xfrm>
+                    <a:prstGeom prst="rect">
+                      <a:avLst/>
+                    </a:prstGeom>
+                  </pic:spPr>
+                </pic:pic>
+              </a:graphicData>
+            </a:graphic>
+          </wp:inline>
+        </w:drawing>
+      </w:r>
+    </w:p>
+    <w:p>
+      <w:r>
+        <w:rPr>
+          <w:noProof/>
+        </w:rPr>
+        <w:drawing>
+          <wp:inline distT="0" distB="0" distL="0" distR="0" wp14:anchorId="73ED4F67" wp14:editId="3D85FD9F">
+            <wp:extent cx="5943600" cy="690245"/>
+            <wp:effectExtent l="0" t="0" r="0" b="0"/>
+            <wp:docPr id="1623166665" name="Picture 1"/>
+            <wp:cNvGraphicFramePr>
+              <a:graphicFrameLocks xmlns:a="http://schemas.openxmlformats.org/drawingml/2006/main" noChangeAspect="1"/>
+            </wp:cNvGraphicFramePr>
+            <a:graphic xmlns:a="http://schemas.openxmlformats.org/drawingml/2006/main">
+              <a:graphicData uri="http://schemas.openxmlformats.org/drawingml/2006/picture">
+                <pic:pic xmlns:pic="http://schemas.openxmlformats.org/drawingml/2006/picture">
+                  <pic:nvPicPr>
+                    <pic:cNvPr id="1623166665" name=""/>
+                    <pic:cNvPicPr/>
+                  </pic:nvPicPr>
+                  <pic:blipFill>
+                    <a:blip r:embed="rId17"/>
+                    <a:stretch>
+                      <a:fillRect/>
+                    </a:stretch>
+                  </pic:blipFill>
+                  <pic:spPr>
+                    <a:xfrm>
+                      <a:off x="0" y="0"/>
+                      <a:ext cx="5943600" cy="690245"/>
+                    </a:xfrm>
+                    <a:prstGeom prst="rect">
+                      <a:avLst/>
+                    </a:prstGeom>
+                  </pic:spPr>
+                </pic:pic>
+              </a:graphicData>
+            </a:graphic>
+          </wp:inline>
+        </w:drawing>
+      </w:r>
+    </w:p>
+    <w:p>
+      <w:r>
+        <w:t>GIT IGNORE</w:t>
+      </w:r>
+    </w:p>
+    <w:p>
+      <w:r>
+        <w:rPr>
+          <w:noProof/>
+        </w:rPr>
+        <w:drawing>
+          <wp:inline distT="0" distB="0" distL="0" distR="0" wp14:anchorId="73E9BF4C" wp14:editId="695CC95B">
+            <wp:extent cx="5486400" cy="571500"/>
+            <wp:effectExtent l="0" t="0" r="0" b="0"/>
+            <wp:docPr id="908975175" name="Picture 1"/>
+            <wp:cNvGraphicFramePr>
+              <a:graphicFrameLocks xmlns:a="http://schemas.openxmlformats.org/drawingml/2006/main" noChangeAspect="1"/>
+            </wp:cNvGraphicFramePr>
+            <a:graphic xmlns:a="http://schemas.openxmlformats.org/drawingml/2006/main">
+              <a:graphicData uri="http://schemas.openxmlformats.org/drawingml/2006/picture">
+                <pic:pic xmlns:pic="http://schemas.openxmlformats.org/drawingml/2006/picture">
+                  <pic:nvPicPr>
+                    <pic:cNvPr id="908975175" name=""/>
+                    <pic:cNvPicPr/>
+                  </pic:nvPicPr>
+                  <pic:blipFill>
+                    <a:blip r:embed="rId18"/>
+                    <a:stretch>
+                      <a:fillRect/>
+                    </a:stretch>
+                  </pic:blipFill>
+                  <pic:spPr>
+                    <a:xfrm>
+                      <a:off x="0" y="0"/>
+                      <a:ext cx="5486400" cy="571500"/>
+                    </a:xfrm>
+                    <a:prstGeom prst="rect">
+                      <a:avLst/>
+                    </a:prstGeom>
+                  </pic:spPr>
+                </pic:pic>
+              </a:graphicData>
+            </a:graphic>
+          </wp:inline>
+        </w:drawing>
+      </w:r>
+    </w:p>
+    <w:p>
+      <w:r>
+        <w:rPr>
+          <w:noProof/>
+        </w:rPr>
+        <w:drawing>
+          <wp:inline distT="0" distB="0" distL="0" distR="0" wp14:anchorId="48EAE493" wp14:editId="39CBB7DB">
+            <wp:extent cx="5943600" cy="1538605"/>
+            <wp:effectExtent l="0" t="0" r="0" b="4445"/>
+            <wp:docPr id="1465055940" name="Picture 1" descr="A screenshot of a video&#10;&#10;AI-generated content may be incorrect."/>
+            <wp:cNvGraphicFramePr>
+              <a:graphicFrameLocks xmlns:a="http://schemas.openxmlformats.org/drawingml/2006/main" noChangeAspect="1"/>
+            </wp:cNvGraphicFramePr>
+            <a:graphic xmlns:a="http://schemas.openxmlformats.org/drawingml/2006/main">
+              <a:graphicData uri="http://schemas.openxmlformats.org/drawingml/2006/picture">
+                <pic:pic xmlns:pic="http://schemas.openxmlformats.org/drawingml/2006/picture">
+                  <pic:nvPicPr>
+                    <pic:cNvPr id="1465055940" name="Picture 1" descr="A screenshot of a video&#10;&#10;AI-generated content may be incorrect."/>
+                    <pic:cNvPicPr/>
+                  </pic:nvPicPr>
+                  <pic:blipFill>
+                    <a:blip r:embed="rId19"/>
+                    <a:stretch>
+                      <a:fillRect/>
+                    </a:stretch>
+                  </pic:blipFill>
+                  <pic:spPr>
+                    <a:xfrm>
+                      <a:off x="0" y="0"/>
+                      <a:ext cx="5943600" cy="1538605"/>
+                    </a:xfrm>
+                    <a:prstGeom prst="rect">
+                      <a:avLst/>
+                    </a:prstGeom>
+                  </pic:spPr>
+                </pic:pic>
+              </a:graphicData>
+            </a:graphic>
+          </wp:inline>
+        </w:drawing>
+      </w:r>
+    </w:p>
+    <w:p>
+      <w:r>
+        <w:t>Para ignorar es: **/.&lt;fileName&gt;</w:t>
+      </w:r>
+    </w:p>
+    <w:p>
+      <w:r>
+        <w:rPr>
+          <w:noProof/>
+        </w:rPr>
+        <w:drawing>
+          <wp:inline distT="0" distB="0" distL="0" distR="0" wp14:anchorId="4FFCBDF0" wp14:editId="223696D0">
+            <wp:extent cx="2181225" cy="895350"/>
+            <wp:effectExtent l="0" t="0" r="9525" b="0"/>
+            <wp:docPr id="741001170" name="Picture 1" descr="A screen shot of a computer&#10;&#10;AI-generated content may be incorrect."/>
+            <wp:cNvGraphicFramePr>
+              <a:graphicFrameLocks xmlns:a="http://schemas.openxmlformats.org/drawingml/2006/main" noChangeAspect="1"/>
+            </wp:cNvGraphicFramePr>
+            <a:graphic xmlns:a="http://schemas.openxmlformats.org/drawingml/2006/main">
+              <a:graphicData uri="http://schemas.openxmlformats.org/drawingml/2006/picture">
+                <pic:pic xmlns:pic="http://schemas.openxmlformats.org/drawingml/2006/picture">
+                  <pic:nvPicPr>
+                    <pic:cNvPr id="741001170" name="Picture 1" descr="A screen shot of a computer&#10;&#10;AI-generated content may be incorrect."/>
+                    <pic:cNvPicPr/>
+                  </pic:nvPicPr>
+                  <pic:blipFill>
+                    <a:blip r:embed="rId20"/>
+                    <a:stretch>
+                      <a:fillRect/>
+                    </a:stretch>
+                  </pic:blipFill>
+                  <pic:spPr>
+                    <a:xfrm>
+                      <a:off x="0" y="0"/>
+                      <a:ext cx="2181225" cy="895350"/>
+                    </a:xfrm>
+                    <a:prstGeom prst="rect">
+                      <a:avLst/>
+                    </a:prstGeom>
+                  </pic:spPr>
+                </pic:pic>
+              </a:graphicData>
+            </a:graphic>
+          </wp:inline>
+        </w:drawing>
+      </w:r>
+    </w:p>
+    <w:p>
+      <w:r>
+        <w:rPr>
+          <w:noProof/>
+        </w:rPr>
+        <w:lastRenderedPageBreak/>
+        <w:drawing>
+          <wp:inline distT="0" distB="0" distL="0" distR="0" wp14:anchorId="513EA317" wp14:editId="31435D12">
+            <wp:extent cx="5943600" cy="2679065"/>
+            <wp:effectExtent l="0" t="0" r="0" b="6985"/>
+            <wp:docPr id="212208398" name="Picture 1" descr="A screenshot of a computer program&#10;&#10;AI-generated content may be incorrect."/>
+            <wp:cNvGraphicFramePr>
+              <a:graphicFrameLocks xmlns:a="http://schemas.openxmlformats.org/drawingml/2006/main" noChangeAspect="1"/>
+            </wp:cNvGraphicFramePr>
+            <a:graphic xmlns:a="http://schemas.openxmlformats.org/drawingml/2006/main">
+              <a:graphicData uri="http://schemas.openxmlformats.org/drawingml/2006/picture">
+                <pic:pic xmlns:pic="http://schemas.openxmlformats.org/drawingml/2006/picture">
+                  <pic:nvPicPr>
+                    <pic:cNvPr id="212208398" name="Picture 1" descr="A screenshot of a computer program&#10;&#10;AI-generated content may be incorrect."/>
+                    <pic:cNvPicPr/>
+                  </pic:nvPicPr>
+                  <pic:blipFill>
+                    <a:blip r:embed="rId21"/>
+                    <a:stretch>
+                      <a:fillRect/>
+                    </a:stretch>
+                  </pic:blipFill>
+                  <pic:spPr>
+                    <a:xfrm>
+                      <a:off x="0" y="0"/>
+                      <a:ext cx="5943600" cy="2679065"/>
                     </a:xfrm>
                     <a:prstGeom prst="rect">
                       <a:avLst/>

--- a/GitAndGithubCourse/ImportantNotesGit_Github.docx
+++ b/GitAndGithubCourse/ImportantNotesGit_Github.docx
@@ -789,6 +789,364 @@
                     <a:xfrm>
                       <a:off x="0" y="0"/>
                       <a:ext cx="5943600" cy="2679065"/>
+                    </a:xfrm>
+                    <a:prstGeom prst="rect">
+                      <a:avLst/>
+                    </a:prstGeom>
+                  </pic:spPr>
+                </pic:pic>
+              </a:graphicData>
+            </a:graphic>
+          </wp:inline>
+        </w:drawing>
+      </w:r>
+    </w:p>
+    <w:p>
+      <w:r>
+        <w:rPr>
+          <w:noProof/>
+        </w:rPr>
+        <w:drawing>
+          <wp:inline distT="0" distB="0" distL="0" distR="0" wp14:anchorId="4249216C" wp14:editId="541F93A8">
+            <wp:extent cx="5943600" cy="2824480"/>
+            <wp:effectExtent l="0" t="0" r="0" b="0"/>
+            <wp:docPr id="201063592" name="Picture 1" descr="A computer screen shot of a computer program&#10;&#10;AI-generated content may be incorrect."/>
+            <wp:cNvGraphicFramePr>
+              <a:graphicFrameLocks xmlns:a="http://schemas.openxmlformats.org/drawingml/2006/main" noChangeAspect="1"/>
+            </wp:cNvGraphicFramePr>
+            <a:graphic xmlns:a="http://schemas.openxmlformats.org/drawingml/2006/main">
+              <a:graphicData uri="http://schemas.openxmlformats.org/drawingml/2006/picture">
+                <pic:pic xmlns:pic="http://schemas.openxmlformats.org/drawingml/2006/picture">
+                  <pic:nvPicPr>
+                    <pic:cNvPr id="201063592" name="Picture 1" descr="A computer screen shot of a computer program&#10;&#10;AI-generated content may be incorrect."/>
+                    <pic:cNvPicPr/>
+                  </pic:nvPicPr>
+                  <pic:blipFill>
+                    <a:blip r:embed="rId22"/>
+                    <a:stretch>
+                      <a:fillRect/>
+                    </a:stretch>
+                  </pic:blipFill>
+                  <pic:spPr>
+                    <a:xfrm>
+                      <a:off x="0" y="0"/>
+                      <a:ext cx="5943600" cy="2824480"/>
+                    </a:xfrm>
+                    <a:prstGeom prst="rect">
+                      <a:avLst/>
+                    </a:prstGeom>
+                  </pic:spPr>
+                </pic:pic>
+              </a:graphicData>
+            </a:graphic>
+          </wp:inline>
+        </w:drawing>
+      </w:r>
+    </w:p>
+    <w:p>
+      <w:r>
+        <w:t>GITI DIFF</w:t>
+      </w:r>
+    </w:p>
+    <w:p>
+      <w:r>
+        <w:rPr>
+          <w:noProof/>
+        </w:rPr>
+        <w:drawing>
+          <wp:inline distT="0" distB="0" distL="0" distR="0" wp14:anchorId="06BE38C7" wp14:editId="1FB8FF02">
+            <wp:extent cx="5943600" cy="1549400"/>
+            <wp:effectExtent l="0" t="0" r="0" b="0"/>
+            <wp:docPr id="486976712" name="Picture 1" descr="A screen shot of a computer&#10;&#10;AI-generated content may be incorrect."/>
+            <wp:cNvGraphicFramePr>
+              <a:graphicFrameLocks xmlns:a="http://schemas.openxmlformats.org/drawingml/2006/main" noChangeAspect="1"/>
+            </wp:cNvGraphicFramePr>
+            <a:graphic xmlns:a="http://schemas.openxmlformats.org/drawingml/2006/main">
+              <a:graphicData uri="http://schemas.openxmlformats.org/drawingml/2006/picture">
+                <pic:pic xmlns:pic="http://schemas.openxmlformats.org/drawingml/2006/picture">
+                  <pic:nvPicPr>
+                    <pic:cNvPr id="486976712" name="Picture 1" descr="A screen shot of a computer&#10;&#10;AI-generated content may be incorrect."/>
+                    <pic:cNvPicPr/>
+                  </pic:nvPicPr>
+                  <pic:blipFill>
+                    <a:blip r:embed="rId23"/>
+                    <a:stretch>
+                      <a:fillRect/>
+                    </a:stretch>
+                  </pic:blipFill>
+                  <pic:spPr>
+                    <a:xfrm>
+                      <a:off x="0" y="0"/>
+                      <a:ext cx="5943600" cy="1549400"/>
+                    </a:xfrm>
+                    <a:prstGeom prst="rect">
+                      <a:avLst/>
+                    </a:prstGeom>
+                  </pic:spPr>
+                </pic:pic>
+              </a:graphicData>
+            </a:graphic>
+          </wp:inline>
+        </w:drawing>
+      </w:r>
+    </w:p>
+    <w:p>
+      <w:r>
+        <w:rPr>
+          <w:noProof/>
+        </w:rPr>
+        <w:lastRenderedPageBreak/>
+        <w:drawing>
+          <wp:inline distT="0" distB="0" distL="0" distR="0" wp14:anchorId="53AFB180" wp14:editId="31A4C2E4">
+            <wp:extent cx="5943600" cy="3180080"/>
+            <wp:effectExtent l="0" t="0" r="0" b="1270"/>
+            <wp:docPr id="1035578061" name="Picture 1"/>
+            <wp:cNvGraphicFramePr>
+              <a:graphicFrameLocks xmlns:a="http://schemas.openxmlformats.org/drawingml/2006/main" noChangeAspect="1"/>
+            </wp:cNvGraphicFramePr>
+            <a:graphic xmlns:a="http://schemas.openxmlformats.org/drawingml/2006/main">
+              <a:graphicData uri="http://schemas.openxmlformats.org/drawingml/2006/picture">
+                <pic:pic xmlns:pic="http://schemas.openxmlformats.org/drawingml/2006/picture">
+                  <pic:nvPicPr>
+                    <pic:cNvPr id="1035578061" name=""/>
+                    <pic:cNvPicPr/>
+                  </pic:nvPicPr>
+                  <pic:blipFill>
+                    <a:blip r:embed="rId24"/>
+                    <a:stretch>
+                      <a:fillRect/>
+                    </a:stretch>
+                  </pic:blipFill>
+                  <pic:spPr>
+                    <a:xfrm>
+                      <a:off x="0" y="0"/>
+                      <a:ext cx="5943600" cy="3180080"/>
+                    </a:xfrm>
+                    <a:prstGeom prst="rect">
+                      <a:avLst/>
+                    </a:prstGeom>
+                  </pic:spPr>
+                </pic:pic>
+              </a:graphicData>
+            </a:graphic>
+          </wp:inline>
+        </w:drawing>
+      </w:r>
+    </w:p>
+    <w:p>
+      <w:r>
+        <w:rPr>
+          <w:noProof/>
+        </w:rPr>
+        <w:drawing>
+          <wp:inline distT="0" distB="0" distL="0" distR="0" wp14:anchorId="41C5279D" wp14:editId="256CFECA">
+            <wp:extent cx="5943600" cy="4582160"/>
+            <wp:effectExtent l="0" t="0" r="0" b="8890"/>
+            <wp:docPr id="67583713" name="Picture 1"/>
+            <wp:cNvGraphicFramePr>
+              <a:graphicFrameLocks xmlns:a="http://schemas.openxmlformats.org/drawingml/2006/main" noChangeAspect="1"/>
+            </wp:cNvGraphicFramePr>
+            <a:graphic xmlns:a="http://schemas.openxmlformats.org/drawingml/2006/main">
+              <a:graphicData uri="http://schemas.openxmlformats.org/drawingml/2006/picture">
+                <pic:pic xmlns:pic="http://schemas.openxmlformats.org/drawingml/2006/picture">
+                  <pic:nvPicPr>
+                    <pic:cNvPr id="67583713" name=""/>
+                    <pic:cNvPicPr/>
+                  </pic:nvPicPr>
+                  <pic:blipFill>
+                    <a:blip r:embed="rId25"/>
+                    <a:stretch>
+                      <a:fillRect/>
+                    </a:stretch>
+                  </pic:blipFill>
+                  <pic:spPr>
+                    <a:xfrm>
+                      <a:off x="0" y="0"/>
+                      <a:ext cx="5943600" cy="4582160"/>
+                    </a:xfrm>
+                    <a:prstGeom prst="rect">
+                      <a:avLst/>
+                    </a:prstGeom>
+                  </pic:spPr>
+                </pic:pic>
+              </a:graphicData>
+            </a:graphic>
+          </wp:inline>
+        </w:drawing>
+      </w:r>
+    </w:p>
+    <w:p>
+      <w:r>
+        <w:rPr>
+          <w:noProof/>
+        </w:rPr>
+        <w:lastRenderedPageBreak/>
+        <w:drawing>
+          <wp:inline distT="0" distB="0" distL="0" distR="0" wp14:anchorId="534DF605" wp14:editId="73590872">
+            <wp:extent cx="5581650" cy="1000125"/>
+            <wp:effectExtent l="0" t="0" r="0" b="9525"/>
+            <wp:docPr id="296764713" name="Picture 1" descr="A screenshot of a computer screen&#10;&#10;AI-generated content may be incorrect."/>
+            <wp:cNvGraphicFramePr>
+              <a:graphicFrameLocks xmlns:a="http://schemas.openxmlformats.org/drawingml/2006/main" noChangeAspect="1"/>
+            </wp:cNvGraphicFramePr>
+            <a:graphic xmlns:a="http://schemas.openxmlformats.org/drawingml/2006/main">
+              <a:graphicData uri="http://schemas.openxmlformats.org/drawingml/2006/picture">
+                <pic:pic xmlns:pic="http://schemas.openxmlformats.org/drawingml/2006/picture">
+                  <pic:nvPicPr>
+                    <pic:cNvPr id="296764713" name="Picture 1" descr="A screenshot of a computer screen&#10;&#10;AI-generated content may be incorrect."/>
+                    <pic:cNvPicPr/>
+                  </pic:nvPicPr>
+                  <pic:blipFill>
+                    <a:blip r:embed="rId26"/>
+                    <a:stretch>
+                      <a:fillRect/>
+                    </a:stretch>
+                  </pic:blipFill>
+                  <pic:spPr>
+                    <a:xfrm>
+                      <a:off x="0" y="0"/>
+                      <a:ext cx="5581650" cy="1000125"/>
+                    </a:xfrm>
+                    <a:prstGeom prst="rect">
+                      <a:avLst/>
+                    </a:prstGeom>
+                  </pic:spPr>
+                </pic:pic>
+              </a:graphicData>
+            </a:graphic>
+          </wp:inline>
+        </w:drawing>
+      </w:r>
+    </w:p>
+    <w:p>
+      <w:r>
+        <w:t>GIT RESET HARD</w:t>
+      </w:r>
+    </w:p>
+    <w:p>
+      <w:r>
+        <w:rPr>
+          <w:noProof/>
+        </w:rPr>
+        <w:drawing>
+          <wp:inline distT="0" distB="0" distL="0" distR="0" wp14:anchorId="1992B5ED" wp14:editId="2C5A174C">
+            <wp:extent cx="5476875" cy="647700"/>
+            <wp:effectExtent l="0" t="0" r="9525" b="0"/>
+            <wp:docPr id="1917836058" name="Picture 1"/>
+            <wp:cNvGraphicFramePr>
+              <a:graphicFrameLocks xmlns:a="http://schemas.openxmlformats.org/drawingml/2006/main" noChangeAspect="1"/>
+            </wp:cNvGraphicFramePr>
+            <a:graphic xmlns:a="http://schemas.openxmlformats.org/drawingml/2006/main">
+              <a:graphicData uri="http://schemas.openxmlformats.org/drawingml/2006/picture">
+                <pic:pic xmlns:pic="http://schemas.openxmlformats.org/drawingml/2006/picture">
+                  <pic:nvPicPr>
+                    <pic:cNvPr id="1917836058" name=""/>
+                    <pic:cNvPicPr/>
+                  </pic:nvPicPr>
+                  <pic:blipFill>
+                    <a:blip r:embed="rId27"/>
+                    <a:stretch>
+                      <a:fillRect/>
+                    </a:stretch>
+                  </pic:blipFill>
+                  <pic:spPr>
+                    <a:xfrm>
+                      <a:off x="0" y="0"/>
+                      <a:ext cx="5476875" cy="647700"/>
+                    </a:xfrm>
+                    <a:prstGeom prst="rect">
+                      <a:avLst/>
+                    </a:prstGeom>
+                  </pic:spPr>
+                </pic:pic>
+              </a:graphicData>
+            </a:graphic>
+          </wp:inline>
+        </w:drawing>
+      </w:r>
+    </w:p>
+    <w:p>
+      <w:r>
+        <w:rPr>
+          <w:noProof/>
+        </w:rPr>
+        <w:drawing>
+          <wp:inline distT="0" distB="0" distL="0" distR="0" wp14:anchorId="49C0AA04" wp14:editId="4C14B348">
+            <wp:extent cx="5943600" cy="776605"/>
+            <wp:effectExtent l="0" t="0" r="0" b="4445"/>
+            <wp:docPr id="1114435502" name="Picture 1" descr="A screenshot of a computer screen&#10;&#10;AI-generated content may be incorrect."/>
+            <wp:cNvGraphicFramePr>
+              <a:graphicFrameLocks xmlns:a="http://schemas.openxmlformats.org/drawingml/2006/main" noChangeAspect="1"/>
+            </wp:cNvGraphicFramePr>
+            <a:graphic xmlns:a="http://schemas.openxmlformats.org/drawingml/2006/main">
+              <a:graphicData uri="http://schemas.openxmlformats.org/drawingml/2006/picture">
+                <pic:pic xmlns:pic="http://schemas.openxmlformats.org/drawingml/2006/picture">
+                  <pic:nvPicPr>
+                    <pic:cNvPr id="1114435502" name="Picture 1" descr="A screenshot of a computer screen&#10;&#10;AI-generated content may be incorrect."/>
+                    <pic:cNvPicPr/>
+                  </pic:nvPicPr>
+                  <pic:blipFill>
+                    <a:blip r:embed="rId28"/>
+                    <a:stretch>
+                      <a:fillRect/>
+                    </a:stretch>
+                  </pic:blipFill>
+                  <pic:spPr>
+                    <a:xfrm>
+                      <a:off x="0" y="0"/>
+                      <a:ext cx="5943600" cy="776605"/>
+                    </a:xfrm>
+                    <a:prstGeom prst="rect">
+                      <a:avLst/>
+                    </a:prstGeom>
+                  </pic:spPr>
+                </pic:pic>
+              </a:graphicData>
+            </a:graphic>
+          </wp:inline>
+        </w:drawing>
+      </w:r>
+    </w:p>
+    <w:p>
+      <w:r>
+        <w:t>GIT TAG</w:t>
+      </w:r>
+    </w:p>
+    <w:p>
+      <w:r>
+        <w:t>Se usa para puntos importantes, ejemplo: las versiones.</w:t>
+      </w:r>
+    </w:p>
+    <w:p>
+      <w:r>
+        <w:rPr>
+          <w:noProof/>
+        </w:rPr>
+        <w:drawing>
+          <wp:inline distT="0" distB="0" distL="0" distR="0" wp14:anchorId="26B6B9C8" wp14:editId="506DED4D">
+            <wp:extent cx="5943600" cy="3470910"/>
+            <wp:effectExtent l="0" t="0" r="0" b="0"/>
+            <wp:docPr id="862931825" name="Picture 1" descr="A computer screen shot of a program&#10;&#10;AI-generated content may be incorrect."/>
+            <wp:cNvGraphicFramePr>
+              <a:graphicFrameLocks xmlns:a="http://schemas.openxmlformats.org/drawingml/2006/main" noChangeAspect="1"/>
+            </wp:cNvGraphicFramePr>
+            <a:graphic xmlns:a="http://schemas.openxmlformats.org/drawingml/2006/main">
+              <a:graphicData uri="http://schemas.openxmlformats.org/drawingml/2006/picture">
+                <pic:pic xmlns:pic="http://schemas.openxmlformats.org/drawingml/2006/picture">
+                  <pic:nvPicPr>
+                    <pic:cNvPr id="862931825" name="Picture 1" descr="A computer screen shot of a program&#10;&#10;AI-generated content may be incorrect."/>
+                    <pic:cNvPicPr/>
+                  </pic:nvPicPr>
+                  <pic:blipFill>
+                    <a:blip r:embed="rId29"/>
+                    <a:stretch>
+                      <a:fillRect/>
+                    </a:stretch>
+                  </pic:blipFill>
+                  <pic:spPr>
+                    <a:xfrm>
+                      <a:off x="0" y="0"/>
+                      <a:ext cx="5943600" cy="3470910"/>
                     </a:xfrm>
                     <a:prstGeom prst="rect">
                       <a:avLst/>

--- a/GitAndGithubCourse/ImportantNotesGit_Github.docx
+++ b/GitAndGithubCourse/ImportantNotesGit_Github.docx
@@ -445,7 +445,21 @@
         <w:rPr>
           <w:lang w:val="en-US"/>
         </w:rPr>
-        <w:t>git checkout &lt;fileName&gt;</w:t>
+        <w:t>git checkout &lt;</w:t>
+      </w:r>
+      <w:proofErr w:type="spellStart"/>
+      <w:r>
+        <w:rPr>
+          <w:lang w:val="en-US"/>
+        </w:rPr>
+        <w:t>fileName</w:t>
+      </w:r>
+      <w:proofErr w:type="spellEnd"/>
+      <w:r>
+        <w:rPr>
+          <w:lang w:val="en-US"/>
+        </w:rPr>
+        <w:t>&gt;</w:t>
       </w:r>
     </w:p>
     <w:p>
@@ -533,8 +547,13 @@
       </w:r>
     </w:p>
     <w:p>
-      <w:r>
-        <w:t>tree es el nombre del alias</w:t>
+      <w:proofErr w:type="spellStart"/>
+      <w:r>
+        <w:t>tree</w:t>
+      </w:r>
+      <w:proofErr w:type="spellEnd"/>
+      <w:r>
+        <w:t xml:space="preserve"> es el nombre del alias</w:t>
       </w:r>
     </w:p>
     <w:p>
@@ -713,7 +732,20 @@
     </w:p>
     <w:p>
       <w:r>
-        <w:t>Para ignorar es: **/.&lt;fileName&gt;</w:t>
+        <w:t>Para ignorar es: **</w:t>
+      </w:r>
+      <w:proofErr w:type="gramStart"/>
+      <w:r>
+        <w:t>/.&lt;</w:t>
+      </w:r>
+      <w:proofErr w:type="spellStart"/>
+      <w:proofErr w:type="gramEnd"/>
+      <w:r>
+        <w:t>fileName</w:t>
+      </w:r>
+      <w:proofErr w:type="spellEnd"/>
+      <w:r>
+        <w:t>&gt;</w:t>
       </w:r>
     </w:p>
     <w:p>
@@ -1159,6 +1191,50 @@
         </w:drawing>
       </w:r>
     </w:p>
+    <w:p>
+      <w:r>
+        <w:rPr>
+          <w:noProof/>
+        </w:rPr>
+        <w:lastRenderedPageBreak/>
+        <w:drawing>
+          <wp:inline distT="0" distB="0" distL="0" distR="0" wp14:anchorId="136D0430" wp14:editId="58465DDC">
+            <wp:extent cx="5591175" cy="1219200"/>
+            <wp:effectExtent l="0" t="0" r="9525" b="0"/>
+            <wp:docPr id="1183967" name="Picture 1"/>
+            <wp:cNvGraphicFramePr>
+              <a:graphicFrameLocks xmlns:a="http://schemas.openxmlformats.org/drawingml/2006/main" noChangeAspect="1"/>
+            </wp:cNvGraphicFramePr>
+            <a:graphic xmlns:a="http://schemas.openxmlformats.org/drawingml/2006/main">
+              <a:graphicData uri="http://schemas.openxmlformats.org/drawingml/2006/picture">
+                <pic:pic xmlns:pic="http://schemas.openxmlformats.org/drawingml/2006/picture">
+                  <pic:nvPicPr>
+                    <pic:cNvPr id="1183967" name=""/>
+                    <pic:cNvPicPr/>
+                  </pic:nvPicPr>
+                  <pic:blipFill>
+                    <a:blip r:embed="rId30"/>
+                    <a:stretch>
+                      <a:fillRect/>
+                    </a:stretch>
+                  </pic:blipFill>
+                  <pic:spPr>
+                    <a:xfrm>
+                      <a:off x="0" y="0"/>
+                      <a:ext cx="5591175" cy="1219200"/>
+                    </a:xfrm>
+                    <a:prstGeom prst="rect">
+                      <a:avLst/>
+                    </a:prstGeom>
+                  </pic:spPr>
+                </pic:pic>
+              </a:graphicData>
+            </a:graphic>
+          </wp:inline>
+        </w:drawing>
+      </w:r>
+    </w:p>
+    <w:p/>
     <w:sectPr>
       <w:pgSz w:w="12240" w:h="15840"/>
       <w:pgMar w:top="1440" w:right="1440" w:bottom="1440" w:left="1440" w:header="708" w:footer="708" w:gutter="0"/>

--- a/GitAndGithubCourse/ImportantNotesGit_Github.docx
+++ b/GitAndGithubCourse/ImportantNotesGit_Github.docx
@@ -732,14 +732,9 @@
     </w:p>
     <w:p>
       <w:r>
-        <w:t>Para ignorar es: **</w:t>
-      </w:r>
-      <w:proofErr w:type="gramStart"/>
-      <w:r>
-        <w:t>/.&lt;</w:t>
+        <w:t>Para ignorar es: **/.&lt;</w:t>
       </w:r>
       <w:proofErr w:type="spellStart"/>
-      <w:proofErr w:type="gramEnd"/>
       <w:r>
         <w:t>fileName</w:t>
       </w:r>
@@ -1234,6 +1229,108 @@
         </w:drawing>
       </w:r>
     </w:p>
+    <w:p>
+      <w:r>
+        <w:rPr>
+          <w:noProof/>
+        </w:rPr>
+        <w:drawing>
+          <wp:inline distT="0" distB="0" distL="0" distR="0" wp14:anchorId="13FD53F6" wp14:editId="451EFEBF">
+            <wp:extent cx="5943600" cy="5013960"/>
+            <wp:effectExtent l="0" t="0" r="0" b="0"/>
+            <wp:docPr id="567666196" name="Picture 1" descr="A screenshot of a computer program&#10;&#10;AI-generated content may be incorrect."/>
+            <wp:cNvGraphicFramePr>
+              <a:graphicFrameLocks xmlns:a="http://schemas.openxmlformats.org/drawingml/2006/main" noChangeAspect="1"/>
+            </wp:cNvGraphicFramePr>
+            <a:graphic xmlns:a="http://schemas.openxmlformats.org/drawingml/2006/main">
+              <a:graphicData uri="http://schemas.openxmlformats.org/drawingml/2006/picture">
+                <pic:pic xmlns:pic="http://schemas.openxmlformats.org/drawingml/2006/picture">
+                  <pic:nvPicPr>
+                    <pic:cNvPr id="567666196" name="Picture 1" descr="A screenshot of a computer program&#10;&#10;AI-generated content may be incorrect."/>
+                    <pic:cNvPicPr/>
+                  </pic:nvPicPr>
+                  <pic:blipFill>
+                    <a:blip r:embed="rId31"/>
+                    <a:stretch>
+                      <a:fillRect/>
+                    </a:stretch>
+                  </pic:blipFill>
+                  <pic:spPr>
+                    <a:xfrm>
+                      <a:off x="0" y="0"/>
+                      <a:ext cx="5943600" cy="5013960"/>
+                    </a:xfrm>
+                    <a:prstGeom prst="rect">
+                      <a:avLst/>
+                    </a:prstGeom>
+                  </pic:spPr>
+                </pic:pic>
+              </a:graphicData>
+            </a:graphic>
+          </wp:inline>
+        </w:drawing>
+      </w:r>
+    </w:p>
+    <w:p>
+      <w:r>
+        <w:rPr>
+          <w:noProof/>
+        </w:rPr>
+        <w:lastRenderedPageBreak/>
+        <w:drawing>
+          <wp:inline distT="0" distB="0" distL="0" distR="0" wp14:anchorId="7F0C8335" wp14:editId="5991AA38">
+            <wp:extent cx="5943600" cy="3048635"/>
+            <wp:effectExtent l="0" t="0" r="0" b="0"/>
+            <wp:docPr id="1786587789" name="Picture 1" descr="A screenshot of a computer program&#10;&#10;AI-generated content may be incorrect."/>
+            <wp:cNvGraphicFramePr>
+              <a:graphicFrameLocks xmlns:a="http://schemas.openxmlformats.org/drawingml/2006/main" noChangeAspect="1"/>
+            </wp:cNvGraphicFramePr>
+            <a:graphic xmlns:a="http://schemas.openxmlformats.org/drawingml/2006/main">
+              <a:graphicData uri="http://schemas.openxmlformats.org/drawingml/2006/picture">
+                <pic:pic xmlns:pic="http://schemas.openxmlformats.org/drawingml/2006/picture">
+                  <pic:nvPicPr>
+                    <pic:cNvPr id="1786587789" name="Picture 1" descr="A screenshot of a computer program&#10;&#10;AI-generated content may be incorrect."/>
+                    <pic:cNvPicPr/>
+                  </pic:nvPicPr>
+                  <pic:blipFill>
+                    <a:blip r:embed="rId32"/>
+                    <a:stretch>
+                      <a:fillRect/>
+                    </a:stretch>
+                  </pic:blipFill>
+                  <pic:spPr>
+                    <a:xfrm>
+                      <a:off x="0" y="0"/>
+                      <a:ext cx="5943600" cy="3048635"/>
+                    </a:xfrm>
+                    <a:prstGeom prst="rect">
+                      <a:avLst/>
+                    </a:prstGeom>
+                  </pic:spPr>
+                </pic:pic>
+              </a:graphicData>
+            </a:graphic>
+          </wp:inline>
+        </w:drawing>
+      </w:r>
+    </w:p>
+    <w:p>
+      <w:r>
+        <w:t xml:space="preserve">Consultar sobre </w:t>
+      </w:r>
+      <w:proofErr w:type="spellStart"/>
+      <w:r>
+        <w:t>Revert</w:t>
+      </w:r>
+      <w:proofErr w:type="spellEnd"/>
+    </w:p>
+    <w:p>
+      <w:r>
+        <w:t>GIT BRANCH Y SWITCH</w:t>
+      </w:r>
+    </w:p>
+    <w:p/>
+    <w:p/>
     <w:p/>
     <w:sectPr>
       <w:pgSz w:w="12240" w:h="15840"/>

--- a/GitAndGithubCourse/ImportantNotesGit_Github.docx
+++ b/GitAndGithubCourse/ImportantNotesGit_Github.docx
@@ -1327,6 +1327,139 @@
     <w:p>
       <w:r>
         <w:t>GIT BRANCH Y SWITCH</w:t>
+      </w:r>
+    </w:p>
+    <w:p>
+      <w:r>
+        <w:rPr>
+          <w:noProof/>
+        </w:rPr>
+        <w:drawing>
+          <wp:inline distT="0" distB="0" distL="0" distR="0" wp14:anchorId="1E8D4A89" wp14:editId="2F7A8495">
+            <wp:extent cx="5943600" cy="1778635"/>
+            <wp:effectExtent l="0" t="0" r="0" b="0"/>
+            <wp:docPr id="1597797967" name="Picture 1" descr="A screenshot of a computer program&#10;&#10;AI-generated content may be incorrect."/>
+            <wp:cNvGraphicFramePr>
+              <a:graphicFrameLocks xmlns:a="http://schemas.openxmlformats.org/drawingml/2006/main" noChangeAspect="1"/>
+            </wp:cNvGraphicFramePr>
+            <a:graphic xmlns:a="http://schemas.openxmlformats.org/drawingml/2006/main">
+              <a:graphicData uri="http://schemas.openxmlformats.org/drawingml/2006/picture">
+                <pic:pic xmlns:pic="http://schemas.openxmlformats.org/drawingml/2006/picture">
+                  <pic:nvPicPr>
+                    <pic:cNvPr id="1597797967" name="Picture 1" descr="A screenshot of a computer program&#10;&#10;AI-generated content may be incorrect."/>
+                    <pic:cNvPicPr/>
+                  </pic:nvPicPr>
+                  <pic:blipFill>
+                    <a:blip r:embed="rId33"/>
+                    <a:stretch>
+                      <a:fillRect/>
+                    </a:stretch>
+                  </pic:blipFill>
+                  <pic:spPr>
+                    <a:xfrm>
+                      <a:off x="0" y="0"/>
+                      <a:ext cx="5943600" cy="1778635"/>
+                    </a:xfrm>
+                    <a:prstGeom prst="rect">
+                      <a:avLst/>
+                    </a:prstGeom>
+                  </pic:spPr>
+                </pic:pic>
+              </a:graphicData>
+            </a:graphic>
+          </wp:inline>
+        </w:drawing>
+      </w:r>
+    </w:p>
+    <w:p>
+      <w:r>
+        <w:rPr>
+          <w:noProof/>
+        </w:rPr>
+        <w:drawing>
+          <wp:inline distT="0" distB="0" distL="0" distR="0" wp14:anchorId="080EA1DD" wp14:editId="0F33215A">
+            <wp:extent cx="5943600" cy="2110105"/>
+            <wp:effectExtent l="0" t="0" r="0" b="4445"/>
+            <wp:docPr id="951697399" name="Picture 1" descr="A screenshot of a computer program&#10;&#10;AI-generated content may be incorrect."/>
+            <wp:cNvGraphicFramePr>
+              <a:graphicFrameLocks xmlns:a="http://schemas.openxmlformats.org/drawingml/2006/main" noChangeAspect="1"/>
+            </wp:cNvGraphicFramePr>
+            <a:graphic xmlns:a="http://schemas.openxmlformats.org/drawingml/2006/main">
+              <a:graphicData uri="http://schemas.openxmlformats.org/drawingml/2006/picture">
+                <pic:pic xmlns:pic="http://schemas.openxmlformats.org/drawingml/2006/picture">
+                  <pic:nvPicPr>
+                    <pic:cNvPr id="951697399" name="Picture 1" descr="A screenshot of a computer program&#10;&#10;AI-generated content may be incorrect."/>
+                    <pic:cNvPicPr/>
+                  </pic:nvPicPr>
+                  <pic:blipFill>
+                    <a:blip r:embed="rId34"/>
+                    <a:stretch>
+                      <a:fillRect/>
+                    </a:stretch>
+                  </pic:blipFill>
+                  <pic:spPr>
+                    <a:xfrm>
+                      <a:off x="0" y="0"/>
+                      <a:ext cx="5943600" cy="2110105"/>
+                    </a:xfrm>
+                    <a:prstGeom prst="rect">
+                      <a:avLst/>
+                    </a:prstGeom>
+                  </pic:spPr>
+                </pic:pic>
+              </a:graphicData>
+            </a:graphic>
+          </wp:inline>
+        </w:drawing>
+      </w:r>
+    </w:p>
+    <w:p>
+      <w:r>
+        <w:rPr>
+          <w:noProof/>
+        </w:rPr>
+        <w:lastRenderedPageBreak/>
+        <w:drawing>
+          <wp:inline distT="0" distB="0" distL="0" distR="0" wp14:anchorId="20188F56" wp14:editId="03040876">
+            <wp:extent cx="5943600" cy="5883910"/>
+            <wp:effectExtent l="0" t="0" r="0" b="2540"/>
+            <wp:docPr id="808858447" name="Picture 1" descr="A computer screen shot of text&#10;&#10;AI-generated content may be incorrect."/>
+            <wp:cNvGraphicFramePr>
+              <a:graphicFrameLocks xmlns:a="http://schemas.openxmlformats.org/drawingml/2006/main" noChangeAspect="1"/>
+            </wp:cNvGraphicFramePr>
+            <a:graphic xmlns:a="http://schemas.openxmlformats.org/drawingml/2006/main">
+              <a:graphicData uri="http://schemas.openxmlformats.org/drawingml/2006/picture">
+                <pic:pic xmlns:pic="http://schemas.openxmlformats.org/drawingml/2006/picture">
+                  <pic:nvPicPr>
+                    <pic:cNvPr id="808858447" name="Picture 1" descr="A computer screen shot of text&#10;&#10;AI-generated content may be incorrect."/>
+                    <pic:cNvPicPr/>
+                  </pic:nvPicPr>
+                  <pic:blipFill>
+                    <a:blip r:embed="rId35"/>
+                    <a:stretch>
+                      <a:fillRect/>
+                    </a:stretch>
+                  </pic:blipFill>
+                  <pic:spPr>
+                    <a:xfrm>
+                      <a:off x="0" y="0"/>
+                      <a:ext cx="5943600" cy="5883910"/>
+                    </a:xfrm>
+                    <a:prstGeom prst="rect">
+                      <a:avLst/>
+                    </a:prstGeom>
+                  </pic:spPr>
+                </pic:pic>
+              </a:graphicData>
+            </a:graphic>
+          </wp:inline>
+        </w:drawing>
+      </w:r>
+    </w:p>
+    <w:p/>
+    <w:p>
+      <w:r>
+        <w:t>GIT MERGE</w:t>
       </w:r>
     </w:p>
     <w:p/>

--- a/GitAndGithubCourse/ImportantNotesGit_Github.docx
+++ b/GitAndGithubCourse/ImportantNotesGit_Github.docx
@@ -732,9 +732,14 @@
     </w:p>
     <w:p>
       <w:r>
-        <w:t>Para ignorar es: **/.&lt;</w:t>
+        <w:t>Para ignorar es: **</w:t>
+      </w:r>
+      <w:proofErr w:type="gramStart"/>
+      <w:r>
+        <w:t>/.&lt;</w:t>
       </w:r>
       <w:proofErr w:type="spellStart"/>
+      <w:proofErr w:type="gramEnd"/>
       <w:r>
         <w:t>fileName</w:t>
       </w:r>
@@ -1462,7 +1467,314 @@
         <w:t>GIT MERGE</w:t>
       </w:r>
     </w:p>
-    <w:p/>
+    <w:p>
+      <w:r>
+        <w:rPr>
+          <w:noProof/>
+        </w:rPr>
+        <w:lastRenderedPageBreak/>
+        <w:drawing>
+          <wp:inline distT="0" distB="0" distL="0" distR="0" wp14:anchorId="58DA8AB3" wp14:editId="3F15B94F">
+            <wp:extent cx="5943600" cy="6342380"/>
+            <wp:effectExtent l="0" t="0" r="0" b="1270"/>
+            <wp:docPr id="1470371781" name="Picture 1"/>
+            <wp:cNvGraphicFramePr>
+              <a:graphicFrameLocks xmlns:a="http://schemas.openxmlformats.org/drawingml/2006/main" noChangeAspect="1"/>
+            </wp:cNvGraphicFramePr>
+            <a:graphic xmlns:a="http://schemas.openxmlformats.org/drawingml/2006/main">
+              <a:graphicData uri="http://schemas.openxmlformats.org/drawingml/2006/picture">
+                <pic:pic xmlns:pic="http://schemas.openxmlformats.org/drawingml/2006/picture">
+                  <pic:nvPicPr>
+                    <pic:cNvPr id="1470371781" name=""/>
+                    <pic:cNvPicPr/>
+                  </pic:nvPicPr>
+                  <pic:blipFill>
+                    <a:blip r:embed="rId36"/>
+                    <a:stretch>
+                      <a:fillRect/>
+                    </a:stretch>
+                  </pic:blipFill>
+                  <pic:spPr>
+                    <a:xfrm>
+                      <a:off x="0" y="0"/>
+                      <a:ext cx="5943600" cy="6342380"/>
+                    </a:xfrm>
+                    <a:prstGeom prst="rect">
+                      <a:avLst/>
+                    </a:prstGeom>
+                  </pic:spPr>
+                </pic:pic>
+              </a:graphicData>
+            </a:graphic>
+          </wp:inline>
+        </w:drawing>
+      </w:r>
+    </w:p>
+    <w:p>
+      <w:r>
+        <w:rPr>
+          <w:noProof/>
+        </w:rPr>
+        <w:lastRenderedPageBreak/>
+        <w:drawing>
+          <wp:inline distT="0" distB="0" distL="0" distR="0" wp14:anchorId="78AB5E6F" wp14:editId="6152BE56">
+            <wp:extent cx="5772150" cy="2371725"/>
+            <wp:effectExtent l="0" t="0" r="0" b="9525"/>
+            <wp:docPr id="1248766269" name="Picture 1" descr="A screenshot of a computer program&#10;&#10;AI-generated content may be incorrect."/>
+            <wp:cNvGraphicFramePr>
+              <a:graphicFrameLocks xmlns:a="http://schemas.openxmlformats.org/drawingml/2006/main" noChangeAspect="1"/>
+            </wp:cNvGraphicFramePr>
+            <a:graphic xmlns:a="http://schemas.openxmlformats.org/drawingml/2006/main">
+              <a:graphicData uri="http://schemas.openxmlformats.org/drawingml/2006/picture">
+                <pic:pic xmlns:pic="http://schemas.openxmlformats.org/drawingml/2006/picture">
+                  <pic:nvPicPr>
+                    <pic:cNvPr id="1248766269" name="Picture 1" descr="A screenshot of a computer program&#10;&#10;AI-generated content may be incorrect."/>
+                    <pic:cNvPicPr/>
+                  </pic:nvPicPr>
+                  <pic:blipFill>
+                    <a:blip r:embed="rId37"/>
+                    <a:stretch>
+                      <a:fillRect/>
+                    </a:stretch>
+                  </pic:blipFill>
+                  <pic:spPr>
+                    <a:xfrm>
+                      <a:off x="0" y="0"/>
+                      <a:ext cx="5772150" cy="2371725"/>
+                    </a:xfrm>
+                    <a:prstGeom prst="rect">
+                      <a:avLst/>
+                    </a:prstGeom>
+                  </pic:spPr>
+                </pic:pic>
+              </a:graphicData>
+            </a:graphic>
+          </wp:inline>
+        </w:drawing>
+      </w:r>
+    </w:p>
+    <w:p>
+      <w:r>
+        <w:rPr>
+          <w:noProof/>
+        </w:rPr>
+        <w:drawing>
+          <wp:inline distT="0" distB="0" distL="0" distR="0" wp14:anchorId="783FABBC" wp14:editId="50258D06">
+            <wp:extent cx="5943600" cy="1638935"/>
+            <wp:effectExtent l="0" t="0" r="0" b="0"/>
+            <wp:docPr id="2041995475" name="Picture 1" descr="A screen shot of a computer&#10;&#10;AI-generated content may be incorrect."/>
+            <wp:cNvGraphicFramePr>
+              <a:graphicFrameLocks xmlns:a="http://schemas.openxmlformats.org/drawingml/2006/main" noChangeAspect="1"/>
+            </wp:cNvGraphicFramePr>
+            <a:graphic xmlns:a="http://schemas.openxmlformats.org/drawingml/2006/main">
+              <a:graphicData uri="http://schemas.openxmlformats.org/drawingml/2006/picture">
+                <pic:pic xmlns:pic="http://schemas.openxmlformats.org/drawingml/2006/picture">
+                  <pic:nvPicPr>
+                    <pic:cNvPr id="2041995475" name="Picture 1" descr="A screen shot of a computer&#10;&#10;AI-generated content may be incorrect."/>
+                    <pic:cNvPicPr/>
+                  </pic:nvPicPr>
+                  <pic:blipFill>
+                    <a:blip r:embed="rId38"/>
+                    <a:stretch>
+                      <a:fillRect/>
+                    </a:stretch>
+                  </pic:blipFill>
+                  <pic:spPr>
+                    <a:xfrm>
+                      <a:off x="0" y="0"/>
+                      <a:ext cx="5943600" cy="1638935"/>
+                    </a:xfrm>
+                    <a:prstGeom prst="rect">
+                      <a:avLst/>
+                    </a:prstGeom>
+                  </pic:spPr>
+                </pic:pic>
+              </a:graphicData>
+            </a:graphic>
+          </wp:inline>
+        </w:drawing>
+      </w:r>
+    </w:p>
+    <w:p>
+      <w:r>
+        <w:rPr>
+          <w:noProof/>
+        </w:rPr>
+        <w:drawing>
+          <wp:inline distT="0" distB="0" distL="0" distR="0" wp14:anchorId="4AC1F7A6" wp14:editId="319A8018">
+            <wp:extent cx="5943600" cy="1571625"/>
+            <wp:effectExtent l="0" t="0" r="0" b="9525"/>
+            <wp:docPr id="981982381" name="Picture 1" descr="A screenshot of a computer program&#10;&#10;AI-generated content may be incorrect."/>
+            <wp:cNvGraphicFramePr>
+              <a:graphicFrameLocks xmlns:a="http://schemas.openxmlformats.org/drawingml/2006/main" noChangeAspect="1"/>
+            </wp:cNvGraphicFramePr>
+            <a:graphic xmlns:a="http://schemas.openxmlformats.org/drawingml/2006/main">
+              <a:graphicData uri="http://schemas.openxmlformats.org/drawingml/2006/picture">
+                <pic:pic xmlns:pic="http://schemas.openxmlformats.org/drawingml/2006/picture">
+                  <pic:nvPicPr>
+                    <pic:cNvPr id="981982381" name="Picture 1" descr="A screenshot of a computer program&#10;&#10;AI-generated content may be incorrect."/>
+                    <pic:cNvPicPr/>
+                  </pic:nvPicPr>
+                  <pic:blipFill>
+                    <a:blip r:embed="rId39"/>
+                    <a:stretch>
+                      <a:fillRect/>
+                    </a:stretch>
+                  </pic:blipFill>
+                  <pic:spPr>
+                    <a:xfrm>
+                      <a:off x="0" y="0"/>
+                      <a:ext cx="5943600" cy="1571625"/>
+                    </a:xfrm>
+                    <a:prstGeom prst="rect">
+                      <a:avLst/>
+                    </a:prstGeom>
+                  </pic:spPr>
+                </pic:pic>
+              </a:graphicData>
+            </a:graphic>
+          </wp:inline>
+        </w:drawing>
+      </w:r>
+    </w:p>
+    <w:p>
+      <w:r>
+        <w:rPr>
+          <w:noProof/>
+        </w:rPr>
+        <w:drawing>
+          <wp:inline distT="0" distB="0" distL="0" distR="0" wp14:anchorId="5C0EC918" wp14:editId="67D49B99">
+            <wp:extent cx="5943600" cy="2051685"/>
+            <wp:effectExtent l="0" t="0" r="0" b="5715"/>
+            <wp:docPr id="963642727" name="Picture 1" descr="A computer screen shot of a computer program&#10;&#10;AI-generated content may be incorrect."/>
+            <wp:cNvGraphicFramePr>
+              <a:graphicFrameLocks xmlns:a="http://schemas.openxmlformats.org/drawingml/2006/main" noChangeAspect="1"/>
+            </wp:cNvGraphicFramePr>
+            <a:graphic xmlns:a="http://schemas.openxmlformats.org/drawingml/2006/main">
+              <a:graphicData uri="http://schemas.openxmlformats.org/drawingml/2006/picture">
+                <pic:pic xmlns:pic="http://schemas.openxmlformats.org/drawingml/2006/picture">
+                  <pic:nvPicPr>
+                    <pic:cNvPr id="963642727" name="Picture 1" descr="A computer screen shot of a computer program&#10;&#10;AI-generated content may be incorrect."/>
+                    <pic:cNvPicPr/>
+                  </pic:nvPicPr>
+                  <pic:blipFill>
+                    <a:blip r:embed="rId40"/>
+                    <a:stretch>
+                      <a:fillRect/>
+                    </a:stretch>
+                  </pic:blipFill>
+                  <pic:spPr>
+                    <a:xfrm>
+                      <a:off x="0" y="0"/>
+                      <a:ext cx="5943600" cy="2051685"/>
+                    </a:xfrm>
+                    <a:prstGeom prst="rect">
+                      <a:avLst/>
+                    </a:prstGeom>
+                  </pic:spPr>
+                </pic:pic>
+              </a:graphicData>
+            </a:graphic>
+          </wp:inline>
+        </w:drawing>
+      </w:r>
+    </w:p>
+    <w:p>
+      <w:r>
+        <w:rPr>
+          <w:noProof/>
+        </w:rPr>
+        <w:lastRenderedPageBreak/>
+        <w:drawing>
+          <wp:inline distT="0" distB="0" distL="0" distR="0" wp14:anchorId="7803396B" wp14:editId="64D1249E">
+            <wp:extent cx="5915025" cy="6858000"/>
+            <wp:effectExtent l="0" t="0" r="9525" b="0"/>
+            <wp:docPr id="1137024807" name="Picture 1" descr="A screenshot of a computer screen&#10;&#10;AI-generated content may be incorrect."/>
+            <wp:cNvGraphicFramePr>
+              <a:graphicFrameLocks xmlns:a="http://schemas.openxmlformats.org/drawingml/2006/main" noChangeAspect="1"/>
+            </wp:cNvGraphicFramePr>
+            <a:graphic xmlns:a="http://schemas.openxmlformats.org/drawingml/2006/main">
+              <a:graphicData uri="http://schemas.openxmlformats.org/drawingml/2006/picture">
+                <pic:pic xmlns:pic="http://schemas.openxmlformats.org/drawingml/2006/picture">
+                  <pic:nvPicPr>
+                    <pic:cNvPr id="1137024807" name="Picture 1" descr="A screenshot of a computer screen&#10;&#10;AI-generated content may be incorrect."/>
+                    <pic:cNvPicPr/>
+                  </pic:nvPicPr>
+                  <pic:blipFill>
+                    <a:blip r:embed="rId41"/>
+                    <a:stretch>
+                      <a:fillRect/>
+                    </a:stretch>
+                  </pic:blipFill>
+                  <pic:spPr>
+                    <a:xfrm>
+                      <a:off x="0" y="0"/>
+                      <a:ext cx="5915025" cy="6858000"/>
+                    </a:xfrm>
+                    <a:prstGeom prst="rect">
+                      <a:avLst/>
+                    </a:prstGeom>
+                  </pic:spPr>
+                </pic:pic>
+              </a:graphicData>
+            </a:graphic>
+          </wp:inline>
+        </w:drawing>
+      </w:r>
+    </w:p>
+    <w:p>
+      <w:r>
+        <w:br w:type="page"/>
+      </w:r>
+    </w:p>
+    <w:p>
+      <w:r>
+        <w:lastRenderedPageBreak/>
+        <w:t>GIT STASH</w:t>
+      </w:r>
+    </w:p>
+    <w:p>
+      <w:r>
+        <w:rPr>
+          <w:noProof/>
+        </w:rPr>
+        <w:drawing>
+          <wp:inline distT="0" distB="0" distL="0" distR="0" wp14:anchorId="3BA2049B" wp14:editId="2FCBBD3B">
+            <wp:extent cx="5943600" cy="3103245"/>
+            <wp:effectExtent l="0" t="0" r="0" b="1905"/>
+            <wp:docPr id="1984996608" name="Picture 1" descr="A computer screen with text&#10;&#10;AI-generated content may be incorrect."/>
+            <wp:cNvGraphicFramePr>
+              <a:graphicFrameLocks xmlns:a="http://schemas.openxmlformats.org/drawingml/2006/main" noChangeAspect="1"/>
+            </wp:cNvGraphicFramePr>
+            <a:graphic xmlns:a="http://schemas.openxmlformats.org/drawingml/2006/main">
+              <a:graphicData uri="http://schemas.openxmlformats.org/drawingml/2006/picture">
+                <pic:pic xmlns:pic="http://schemas.openxmlformats.org/drawingml/2006/picture">
+                  <pic:nvPicPr>
+                    <pic:cNvPr id="1984996608" name="Picture 1" descr="A computer screen with text&#10;&#10;AI-generated content may be incorrect."/>
+                    <pic:cNvPicPr/>
+                  </pic:nvPicPr>
+                  <pic:blipFill>
+                    <a:blip r:embed="rId42"/>
+                    <a:stretch>
+                      <a:fillRect/>
+                    </a:stretch>
+                  </pic:blipFill>
+                  <pic:spPr>
+                    <a:xfrm>
+                      <a:off x="0" y="0"/>
+                      <a:ext cx="5943600" cy="3103245"/>
+                    </a:xfrm>
+                    <a:prstGeom prst="rect">
+                      <a:avLst/>
+                    </a:prstGeom>
+                  </pic:spPr>
+                </pic:pic>
+              </a:graphicData>
+            </a:graphic>
+          </wp:inline>
+        </w:drawing>
+      </w:r>
+    </w:p>
     <w:p/>
     <w:p/>
     <w:sectPr>

--- a/GitAndGithubCourse/ImportantNotesGit_Github.docx
+++ b/GitAndGithubCourse/ImportantNotesGit_Github.docx
@@ -445,21 +445,7 @@
         <w:rPr>
           <w:lang w:val="en-US"/>
         </w:rPr>
-        <w:t>git checkout &lt;</w:t>
-      </w:r>
-      <w:proofErr w:type="spellStart"/>
-      <w:r>
-        <w:rPr>
-          <w:lang w:val="en-US"/>
-        </w:rPr>
-        <w:t>fileName</w:t>
-      </w:r>
-      <w:proofErr w:type="spellEnd"/>
-      <w:r>
-        <w:rPr>
-          <w:lang w:val="en-US"/>
-        </w:rPr>
-        <w:t>&gt;</w:t>
+        <w:t>git checkout &lt;fileName&gt;</w:t>
       </w:r>
     </w:p>
     <w:p>
@@ -547,13 +533,8 @@
       </w:r>
     </w:p>
     <w:p>
-      <w:proofErr w:type="spellStart"/>
-      <w:r>
-        <w:t>tree</w:t>
-      </w:r>
-      <w:proofErr w:type="spellEnd"/>
-      <w:r>
-        <w:t xml:space="preserve"> es el nombre del alias</w:t>
+      <w:r>
+        <w:t>tree es el nombre del alias</w:t>
       </w:r>
     </w:p>
     <w:p>
@@ -732,20 +713,7 @@
     </w:p>
     <w:p>
       <w:r>
-        <w:t>Para ignorar es: **</w:t>
-      </w:r>
-      <w:proofErr w:type="gramStart"/>
-      <w:r>
-        <w:t>/.&lt;</w:t>
-      </w:r>
-      <w:proofErr w:type="spellStart"/>
-      <w:proofErr w:type="gramEnd"/>
-      <w:r>
-        <w:t>fileName</w:t>
-      </w:r>
-      <w:proofErr w:type="spellEnd"/>
-      <w:r>
-        <w:t>&gt;</w:t>
+        <w:t>Para ignorar es: **/.&lt;fileName&gt;</w:t>
       </w:r>
     </w:p>
     <w:p>
@@ -1321,13 +1289,8 @@
     </w:p>
     <w:p>
       <w:r>
-        <w:t xml:space="preserve">Consultar sobre </w:t>
-      </w:r>
-      <w:proofErr w:type="spellStart"/>
-      <w:r>
-        <w:t>Revert</w:t>
-      </w:r>
-      <w:proofErr w:type="spellEnd"/>
+        <w:t>Consultar sobre Revert</w:t>
+      </w:r>
     </w:p>
     <w:p>
       <w:r>
@@ -1739,18 +1702,18 @@
           <w:noProof/>
         </w:rPr>
         <w:drawing>
-          <wp:inline distT="0" distB="0" distL="0" distR="0" wp14:anchorId="3BA2049B" wp14:editId="2FCBBD3B">
-            <wp:extent cx="5943600" cy="3103245"/>
-            <wp:effectExtent l="0" t="0" r="0" b="1905"/>
-            <wp:docPr id="1984996608" name="Picture 1" descr="A computer screen with text&#10;&#10;AI-generated content may be incorrect."/>
-            <wp:cNvGraphicFramePr>
-              <a:graphicFrameLocks xmlns:a="http://schemas.openxmlformats.org/drawingml/2006/main" noChangeAspect="1"/>
-            </wp:cNvGraphicFramePr>
-            <a:graphic xmlns:a="http://schemas.openxmlformats.org/drawingml/2006/main">
-              <a:graphicData uri="http://schemas.openxmlformats.org/drawingml/2006/picture">
-                <pic:pic xmlns:pic="http://schemas.openxmlformats.org/drawingml/2006/picture">
-                  <pic:nvPicPr>
-                    <pic:cNvPr id="1984996608" name="Picture 1" descr="A computer screen with text&#10;&#10;AI-generated content may be incorrect."/>
+          <wp:inline distT="0" distB="0" distL="0" distR="0" wp14:anchorId="091D4A74" wp14:editId="00E0E907">
+            <wp:extent cx="5943600" cy="2712085"/>
+            <wp:effectExtent l="0" t="0" r="0" b="0"/>
+            <wp:docPr id="1820360406" name="Picture 1" descr="A screenshot of a computer program&#10;&#10;AI-generated content may be incorrect."/>
+            <wp:cNvGraphicFramePr>
+              <a:graphicFrameLocks xmlns:a="http://schemas.openxmlformats.org/drawingml/2006/main" noChangeAspect="1"/>
+            </wp:cNvGraphicFramePr>
+            <a:graphic xmlns:a="http://schemas.openxmlformats.org/drawingml/2006/main">
+              <a:graphicData uri="http://schemas.openxmlformats.org/drawingml/2006/picture">
+                <pic:pic xmlns:pic="http://schemas.openxmlformats.org/drawingml/2006/picture">
+                  <pic:nvPicPr>
+                    <pic:cNvPr id="1820360406" name="Picture 1" descr="A screenshot of a computer program&#10;&#10;AI-generated content may be incorrect."/>
                     <pic:cNvPicPr/>
                   </pic:nvPicPr>
                   <pic:blipFill>
@@ -1762,20 +1725,145 @@
                   <pic:spPr>
                     <a:xfrm>
                       <a:off x="0" y="0"/>
-                      <a:ext cx="5943600" cy="3103245"/>
-                    </a:xfrm>
-                    <a:prstGeom prst="rect">
-                      <a:avLst/>
-                    </a:prstGeom>
-                  </pic:spPr>
-                </pic:pic>
-              </a:graphicData>
-            </a:graphic>
-          </wp:inline>
-        </w:drawing>
-      </w:r>
-    </w:p>
-    <w:p/>
+                      <a:ext cx="5943600" cy="2712085"/>
+                    </a:xfrm>
+                    <a:prstGeom prst="rect">
+                      <a:avLst/>
+                    </a:prstGeom>
+                  </pic:spPr>
+                </pic:pic>
+              </a:graphicData>
+            </a:graphic>
+          </wp:inline>
+        </w:drawing>
+      </w:r>
+    </w:p>
+    <w:p>
+      <w:r>
+        <w:rPr>
+          <w:noProof/>
+        </w:rPr>
+        <w:drawing>
+          <wp:inline distT="0" distB="0" distL="0" distR="0" wp14:anchorId="44B99E4F" wp14:editId="092B5752">
+            <wp:extent cx="5943600" cy="539750"/>
+            <wp:effectExtent l="0" t="0" r="0" b="0"/>
+            <wp:docPr id="1491961978" name="Picture 1"/>
+            <wp:cNvGraphicFramePr>
+              <a:graphicFrameLocks xmlns:a="http://schemas.openxmlformats.org/drawingml/2006/main" noChangeAspect="1"/>
+            </wp:cNvGraphicFramePr>
+            <a:graphic xmlns:a="http://schemas.openxmlformats.org/drawingml/2006/main">
+              <a:graphicData uri="http://schemas.openxmlformats.org/drawingml/2006/picture">
+                <pic:pic xmlns:pic="http://schemas.openxmlformats.org/drawingml/2006/picture">
+                  <pic:nvPicPr>
+                    <pic:cNvPr id="1491961978" name=""/>
+                    <pic:cNvPicPr/>
+                  </pic:nvPicPr>
+                  <pic:blipFill>
+                    <a:blip r:embed="rId43"/>
+                    <a:stretch>
+                      <a:fillRect/>
+                    </a:stretch>
+                  </pic:blipFill>
+                  <pic:spPr>
+                    <a:xfrm>
+                      <a:off x="0" y="0"/>
+                      <a:ext cx="5943600" cy="539750"/>
+                    </a:xfrm>
+                    <a:prstGeom prst="rect">
+                      <a:avLst/>
+                    </a:prstGeom>
+                  </pic:spPr>
+                </pic:pic>
+              </a:graphicData>
+            </a:graphic>
+          </wp:inline>
+        </w:drawing>
+      </w:r>
+    </w:p>
+    <w:p>
+      <w:r>
+        <w:rPr>
+          <w:noProof/>
+        </w:rPr>
+        <w:drawing>
+          <wp:inline distT="0" distB="0" distL="0" distR="0" wp14:anchorId="3ED2BD43" wp14:editId="35B39B57">
+            <wp:extent cx="5838825" cy="1238250"/>
+            <wp:effectExtent l="0" t="0" r="9525" b="0"/>
+            <wp:docPr id="183582943" name="Picture 1" descr="A black background with text&#10;&#10;AI-generated content may be incorrect."/>
+            <wp:cNvGraphicFramePr>
+              <a:graphicFrameLocks xmlns:a="http://schemas.openxmlformats.org/drawingml/2006/main" noChangeAspect="1"/>
+            </wp:cNvGraphicFramePr>
+            <a:graphic xmlns:a="http://schemas.openxmlformats.org/drawingml/2006/main">
+              <a:graphicData uri="http://schemas.openxmlformats.org/drawingml/2006/picture">
+                <pic:pic xmlns:pic="http://schemas.openxmlformats.org/drawingml/2006/picture">
+                  <pic:nvPicPr>
+                    <pic:cNvPr id="183582943" name="Picture 1" descr="A black background with text&#10;&#10;AI-generated content may be incorrect."/>
+                    <pic:cNvPicPr/>
+                  </pic:nvPicPr>
+                  <pic:blipFill>
+                    <a:blip r:embed="rId44"/>
+                    <a:stretch>
+                      <a:fillRect/>
+                    </a:stretch>
+                  </pic:blipFill>
+                  <pic:spPr>
+                    <a:xfrm>
+                      <a:off x="0" y="0"/>
+                      <a:ext cx="5838825" cy="1238250"/>
+                    </a:xfrm>
+                    <a:prstGeom prst="rect">
+                      <a:avLst/>
+                    </a:prstGeom>
+                  </pic:spPr>
+                </pic:pic>
+              </a:graphicData>
+            </a:graphic>
+          </wp:inline>
+        </w:drawing>
+      </w:r>
+    </w:p>
+    <w:p>
+      <w:r>
+        <w:rPr>
+          <w:noProof/>
+        </w:rPr>
+        <w:drawing>
+          <wp:inline distT="0" distB="0" distL="0" distR="0" wp14:anchorId="2D5D89FE" wp14:editId="6B482753">
+            <wp:extent cx="5943600" cy="2234565"/>
+            <wp:effectExtent l="0" t="0" r="0" b="0"/>
+            <wp:docPr id="810532675" name="Picture 1" descr="A screenshot of a computer program&#10;&#10;AI-generated content may be incorrect."/>
+            <wp:cNvGraphicFramePr>
+              <a:graphicFrameLocks xmlns:a="http://schemas.openxmlformats.org/drawingml/2006/main" noChangeAspect="1"/>
+            </wp:cNvGraphicFramePr>
+            <a:graphic xmlns:a="http://schemas.openxmlformats.org/drawingml/2006/main">
+              <a:graphicData uri="http://schemas.openxmlformats.org/drawingml/2006/picture">
+                <pic:pic xmlns:pic="http://schemas.openxmlformats.org/drawingml/2006/picture">
+                  <pic:nvPicPr>
+                    <pic:cNvPr id="810532675" name="Picture 1" descr="A screenshot of a computer program&#10;&#10;AI-generated content may be incorrect."/>
+                    <pic:cNvPicPr/>
+                  </pic:nvPicPr>
+                  <pic:blipFill>
+                    <a:blip r:embed="rId45"/>
+                    <a:stretch>
+                      <a:fillRect/>
+                    </a:stretch>
+                  </pic:blipFill>
+                  <pic:spPr>
+                    <a:xfrm>
+                      <a:off x="0" y="0"/>
+                      <a:ext cx="5943600" cy="2234565"/>
+                    </a:xfrm>
+                    <a:prstGeom prst="rect">
+                      <a:avLst/>
+                    </a:prstGeom>
+                  </pic:spPr>
+                </pic:pic>
+              </a:graphicData>
+            </a:graphic>
+          </wp:inline>
+        </w:drawing>
+      </w:r>
+    </w:p>
     <w:p/>
     <w:sectPr>
       <w:pgSz w:w="12240" w:h="15840"/>

--- a/GitAndGithubCourse/ImportantNotesGit_Github.docx
+++ b/GitAndGithubCourse/ImportantNotesGit_Github.docx
@@ -445,7 +445,21 @@
         <w:rPr>
           <w:lang w:val="en-US"/>
         </w:rPr>
-        <w:t>git checkout &lt;fileName&gt;</w:t>
+        <w:t>git checkout &lt;</w:t>
+      </w:r>
+      <w:proofErr w:type="spellStart"/>
+      <w:r>
+        <w:rPr>
+          <w:lang w:val="en-US"/>
+        </w:rPr>
+        <w:t>fileName</w:t>
+      </w:r>
+      <w:proofErr w:type="spellEnd"/>
+      <w:r>
+        <w:rPr>
+          <w:lang w:val="en-US"/>
+        </w:rPr>
+        <w:t>&gt;</w:t>
       </w:r>
     </w:p>
     <w:p>
@@ -533,8 +547,13 @@
       </w:r>
     </w:p>
     <w:p>
-      <w:r>
-        <w:t>tree es el nombre del alias</w:t>
+      <w:proofErr w:type="spellStart"/>
+      <w:r>
+        <w:t>tree</w:t>
+      </w:r>
+      <w:proofErr w:type="spellEnd"/>
+      <w:r>
+        <w:t xml:space="preserve"> es el nombre del alias</w:t>
       </w:r>
     </w:p>
     <w:p>
@@ -713,7 +732,15 @@
     </w:p>
     <w:p>
       <w:r>
-        <w:t>Para ignorar es: **/.&lt;fileName&gt;</w:t>
+        <w:t>Para ignorar es: **/.&lt;</w:t>
+      </w:r>
+      <w:proofErr w:type="spellStart"/>
+      <w:r>
+        <w:t>fileName</w:t>
+      </w:r>
+      <w:proofErr w:type="spellEnd"/>
+      <w:r>
+        <w:t>&gt;</w:t>
       </w:r>
     </w:p>
     <w:p>
@@ -1289,8 +1316,13 @@
     </w:p>
     <w:p>
       <w:r>
-        <w:t>Consultar sobre Revert</w:t>
-      </w:r>
+        <w:t xml:space="preserve">Consultar sobre </w:t>
+      </w:r>
+      <w:proofErr w:type="spellStart"/>
+      <w:r>
+        <w:t>Revert</w:t>
+      </w:r>
+      <w:proofErr w:type="spellEnd"/>
     </w:p>
     <w:p>
       <w:r>
@@ -1864,6 +1896,232 @@
         </w:drawing>
       </w:r>
     </w:p>
+    <w:p>
+      <w:r>
+        <w:br w:type="page"/>
+      </w:r>
+    </w:p>
+    <w:p>
+      <w:r>
+        <w:lastRenderedPageBreak/>
+        <w:t>Para salir de la función que ejecuta el comando “</w:t>
+      </w:r>
+      <w:proofErr w:type="spellStart"/>
+      <w:r>
+        <w:t>git</w:t>
+      </w:r>
+      <w:proofErr w:type="spellEnd"/>
+      <w:r>
+        <w:t xml:space="preserve"> </w:t>
+      </w:r>
+      <w:proofErr w:type="spellStart"/>
+      <w:r>
+        <w:t>diff</w:t>
+      </w:r>
+      <w:proofErr w:type="spellEnd"/>
+      <w:r>
+        <w:t>” se debe presionar la letra “q” (esto si la salida está paginada, si no lo está, el comando termina y te devuelve a la línea de comandos.</w:t>
+      </w:r>
+    </w:p>
+    <w:p>
+      <w:r>
+        <w:t>ELIMINAR RAMAS</w:t>
+      </w:r>
+    </w:p>
+    <w:p>
+      <w:r>
+        <w:rPr>
+          <w:noProof/>
+        </w:rPr>
+        <w:drawing>
+          <wp:inline distT="0" distB="0" distL="0" distR="0" wp14:anchorId="1A6D4AFF" wp14:editId="7087EAF7">
+            <wp:extent cx="5553075" cy="2971800"/>
+            <wp:effectExtent l="0" t="0" r="9525" b="0"/>
+            <wp:docPr id="510164116" name="Picture 1" descr="A computer screen with text on it&#10;&#10;AI-generated content may be incorrect."/>
+            <wp:cNvGraphicFramePr>
+              <a:graphicFrameLocks xmlns:a="http://schemas.openxmlformats.org/drawingml/2006/main" noChangeAspect="1"/>
+            </wp:cNvGraphicFramePr>
+            <a:graphic xmlns:a="http://schemas.openxmlformats.org/drawingml/2006/main">
+              <a:graphicData uri="http://schemas.openxmlformats.org/drawingml/2006/picture">
+                <pic:pic xmlns:pic="http://schemas.openxmlformats.org/drawingml/2006/picture">
+                  <pic:nvPicPr>
+                    <pic:cNvPr id="510164116" name="Picture 1" descr="A computer screen with text on it&#10;&#10;AI-generated content may be incorrect."/>
+                    <pic:cNvPicPr/>
+                  </pic:nvPicPr>
+                  <pic:blipFill>
+                    <a:blip r:embed="rId46"/>
+                    <a:stretch>
+                      <a:fillRect/>
+                    </a:stretch>
+                  </pic:blipFill>
+                  <pic:spPr>
+                    <a:xfrm>
+                      <a:off x="0" y="0"/>
+                      <a:ext cx="5553075" cy="2971800"/>
+                    </a:xfrm>
+                    <a:prstGeom prst="rect">
+                      <a:avLst/>
+                    </a:prstGeom>
+                  </pic:spPr>
+                </pic:pic>
+              </a:graphicData>
+            </a:graphic>
+          </wp:inline>
+        </w:drawing>
+      </w:r>
+    </w:p>
+    <w:p>
+      <w:r>
+        <w:rPr>
+          <w:noProof/>
+        </w:rPr>
+        <w:drawing>
+          <wp:inline distT="0" distB="0" distL="0" distR="0" wp14:anchorId="2F60015C" wp14:editId="723B30AE">
+            <wp:extent cx="5943600" cy="3903980"/>
+            <wp:effectExtent l="0" t="0" r="0" b="1270"/>
+            <wp:docPr id="389025581" name="Picture 1" descr="A screenshot of a computer program&#10;&#10;AI-generated content may be incorrect."/>
+            <wp:cNvGraphicFramePr>
+              <a:graphicFrameLocks xmlns:a="http://schemas.openxmlformats.org/drawingml/2006/main" noChangeAspect="1"/>
+            </wp:cNvGraphicFramePr>
+            <a:graphic xmlns:a="http://schemas.openxmlformats.org/drawingml/2006/main">
+              <a:graphicData uri="http://schemas.openxmlformats.org/drawingml/2006/picture">
+                <pic:pic xmlns:pic="http://schemas.openxmlformats.org/drawingml/2006/picture">
+                  <pic:nvPicPr>
+                    <pic:cNvPr id="389025581" name="Picture 1" descr="A screenshot of a computer program&#10;&#10;AI-generated content may be incorrect."/>
+                    <pic:cNvPicPr/>
+                  </pic:nvPicPr>
+                  <pic:blipFill>
+                    <a:blip r:embed="rId47"/>
+                    <a:stretch>
+                      <a:fillRect/>
+                    </a:stretch>
+                  </pic:blipFill>
+                  <pic:spPr>
+                    <a:xfrm>
+                      <a:off x="0" y="0"/>
+                      <a:ext cx="5943600" cy="3903980"/>
+                    </a:xfrm>
+                    <a:prstGeom prst="rect">
+                      <a:avLst/>
+                    </a:prstGeom>
+                  </pic:spPr>
+                </pic:pic>
+              </a:graphicData>
+            </a:graphic>
+          </wp:inline>
+        </w:drawing>
+      </w:r>
+    </w:p>
+    <w:p>
+      <w:r>
+        <w:rPr>
+          <w:noProof/>
+        </w:rPr>
+        <w:lastRenderedPageBreak/>
+        <w:drawing>
+          <wp:inline distT="0" distB="0" distL="0" distR="0" wp14:anchorId="39C9F3EE" wp14:editId="6BFBB0C6">
+            <wp:extent cx="5943600" cy="3723005"/>
+            <wp:effectExtent l="0" t="0" r="0" b="0"/>
+            <wp:docPr id="1544805368" name="Picture 1" descr="A computer screen shot of a black screen&#10;&#10;AI-generated content may be incorrect."/>
+            <wp:cNvGraphicFramePr>
+              <a:graphicFrameLocks xmlns:a="http://schemas.openxmlformats.org/drawingml/2006/main" noChangeAspect="1"/>
+            </wp:cNvGraphicFramePr>
+            <a:graphic xmlns:a="http://schemas.openxmlformats.org/drawingml/2006/main">
+              <a:graphicData uri="http://schemas.openxmlformats.org/drawingml/2006/picture">
+                <pic:pic xmlns:pic="http://schemas.openxmlformats.org/drawingml/2006/picture">
+                  <pic:nvPicPr>
+                    <pic:cNvPr id="1544805368" name="Picture 1" descr="A computer screen shot of a black screen&#10;&#10;AI-generated content may be incorrect."/>
+                    <pic:cNvPicPr/>
+                  </pic:nvPicPr>
+                  <pic:blipFill>
+                    <a:blip r:embed="rId48"/>
+                    <a:stretch>
+                      <a:fillRect/>
+                    </a:stretch>
+                  </pic:blipFill>
+                  <pic:spPr>
+                    <a:xfrm>
+                      <a:off x="0" y="0"/>
+                      <a:ext cx="5943600" cy="3723005"/>
+                    </a:xfrm>
+                    <a:prstGeom prst="rect">
+                      <a:avLst/>
+                    </a:prstGeom>
+                  </pic:spPr>
+                </pic:pic>
+              </a:graphicData>
+            </a:graphic>
+          </wp:inline>
+        </w:drawing>
+      </w:r>
+    </w:p>
+    <w:p>
+      <w:r>
+        <w:rPr>
+          <w:noProof/>
+        </w:rPr>
+        <w:drawing>
+          <wp:inline distT="0" distB="0" distL="0" distR="0" wp14:anchorId="2BDAEF01" wp14:editId="66E85529">
+            <wp:extent cx="5943600" cy="3601720"/>
+            <wp:effectExtent l="0" t="0" r="0" b="0"/>
+            <wp:docPr id="1480161374" name="Picture 1" descr="A computer screen with text and images&#10;&#10;AI-generated content may be incorrect."/>
+            <wp:cNvGraphicFramePr>
+              <a:graphicFrameLocks xmlns:a="http://schemas.openxmlformats.org/drawingml/2006/main" noChangeAspect="1"/>
+            </wp:cNvGraphicFramePr>
+            <a:graphic xmlns:a="http://schemas.openxmlformats.org/drawingml/2006/main">
+              <a:graphicData uri="http://schemas.openxmlformats.org/drawingml/2006/picture">
+                <pic:pic xmlns:pic="http://schemas.openxmlformats.org/drawingml/2006/picture">
+                  <pic:nvPicPr>
+                    <pic:cNvPr id="1480161374" name="Picture 1" descr="A computer screen with text and images&#10;&#10;AI-generated content may be incorrect."/>
+                    <pic:cNvPicPr/>
+                  </pic:nvPicPr>
+                  <pic:blipFill>
+                    <a:blip r:embed="rId49"/>
+                    <a:stretch>
+                      <a:fillRect/>
+                    </a:stretch>
+                  </pic:blipFill>
+                  <pic:spPr>
+                    <a:xfrm>
+                      <a:off x="0" y="0"/>
+                      <a:ext cx="5943600" cy="3601720"/>
+                    </a:xfrm>
+                    <a:prstGeom prst="rect">
+                      <a:avLst/>
+                    </a:prstGeom>
+                  </pic:spPr>
+                </pic:pic>
+              </a:graphicData>
+            </a:graphic>
+          </wp:inline>
+        </w:drawing>
+      </w:r>
+    </w:p>
+    <w:p>
+      <w:r>
+        <w:br w:type="page"/>
+      </w:r>
+    </w:p>
+    <w:p>
+      <w:r>
+        <w:lastRenderedPageBreak/>
+        <w:t>HOJA DE REFERENCIA PARA GIT</w:t>
+      </w:r>
+      <w:r>
+        <w:t xml:space="preserve"> </w:t>
+      </w:r>
+    </w:p>
+    <w:p>
+      <w:hyperlink r:id="rId50" w:history="1">
+        <w:r>
+          <w:rPr>
+            <w:rStyle w:val="Hyperlink"/>
+          </w:rPr>
+          <w:t>https://training.github.com/downloads/es_ES/github-git-cheat-sheet.pdf</w:t>
+        </w:r>
+      </w:hyperlink>
+    </w:p>
+    <w:p/>
     <w:p/>
     <w:sectPr>
       <w:pgSz w:w="12240" w:h="15840"/>
@@ -2792,6 +3050,17 @@
       <w:spacing w:val="5"/>
     </w:rPr>
   </w:style>
+  <w:style w:type="character" w:styleId="Hyperlink">
+    <w:name w:val="Hyperlink"/>
+    <w:basedOn w:val="DefaultParagraphFont"/>
+    <w:uiPriority w:val="99"/>
+    <w:unhideWhenUsed/>
+    <w:rsid w:val="00F053E1"/>
+    <w:rPr>
+      <w:color w:val="467886" w:themeColor="hyperlink"/>
+      <w:u w:val="single"/>
+    </w:rPr>
+  </w:style>
 </w:styles>
 </file>
 

--- a/GitAndGithubCourse/ImportantNotesGit_Github.docx
+++ b/GitAndGithubCourse/ImportantNotesGit_Github.docx
@@ -732,9 +732,14 @@
     </w:p>
     <w:p>
       <w:r>
-        <w:t>Para ignorar es: **/.&lt;</w:t>
+        <w:t>Para ignorar es: **</w:t>
+      </w:r>
+      <w:proofErr w:type="gramStart"/>
+      <w:r>
+        <w:t>/.&lt;</w:t>
       </w:r>
       <w:proofErr w:type="spellStart"/>
+      <w:proofErr w:type="gramEnd"/>
       <w:r>
         <w:t>fileName</w:t>
       </w:r>
@@ -2120,6 +2125,472 @@
           <w:t>https://training.github.com/downloads/es_ES/github-git-cheat-sheet.pdf</w:t>
         </w:r>
       </w:hyperlink>
+    </w:p>
+    <w:p/>
+    <w:p>
+      <w:r>
+        <w:t>REINTEGRACION DE RAMAS</w:t>
+      </w:r>
+    </w:p>
+    <w:p>
+      <w:r>
+        <w:rPr>
+          <w:noProof/>
+        </w:rPr>
+        <w:drawing>
+          <wp:inline distT="0" distB="0" distL="0" distR="0" wp14:anchorId="0B235E17" wp14:editId="66DD4B61">
+            <wp:extent cx="5943600" cy="4585970"/>
+            <wp:effectExtent l="0" t="0" r="0" b="5080"/>
+            <wp:docPr id="1430331709" name="Picture 1" descr="A computer screen shot of a computer program&#10;&#10;AI-generated content may be incorrect."/>
+            <wp:cNvGraphicFramePr>
+              <a:graphicFrameLocks xmlns:a="http://schemas.openxmlformats.org/drawingml/2006/main" noChangeAspect="1"/>
+            </wp:cNvGraphicFramePr>
+            <a:graphic xmlns:a="http://schemas.openxmlformats.org/drawingml/2006/main">
+              <a:graphicData uri="http://schemas.openxmlformats.org/drawingml/2006/picture">
+                <pic:pic xmlns:pic="http://schemas.openxmlformats.org/drawingml/2006/picture">
+                  <pic:nvPicPr>
+                    <pic:cNvPr id="1430331709" name="Picture 1" descr="A computer screen shot of a computer program&#10;&#10;AI-generated content may be incorrect."/>
+                    <pic:cNvPicPr/>
+                  </pic:nvPicPr>
+                  <pic:blipFill>
+                    <a:blip r:embed="rId51"/>
+                    <a:stretch>
+                      <a:fillRect/>
+                    </a:stretch>
+                  </pic:blipFill>
+                  <pic:spPr>
+                    <a:xfrm>
+                      <a:off x="0" y="0"/>
+                      <a:ext cx="5943600" cy="4585970"/>
+                    </a:xfrm>
+                    <a:prstGeom prst="rect">
+                      <a:avLst/>
+                    </a:prstGeom>
+                  </pic:spPr>
+                </pic:pic>
+              </a:graphicData>
+            </a:graphic>
+          </wp:inline>
+        </w:drawing>
+      </w:r>
+    </w:p>
+    <w:p/>
+    <w:p/>
+    <w:p>
+      <w:r>
+        <w:br w:type="page"/>
+      </w:r>
+    </w:p>
+    <w:p>
+      <w:r>
+        <w:lastRenderedPageBreak/>
+        <w:t>AUTENTICACION SSH</w:t>
+      </w:r>
+    </w:p>
+    <w:p>
+      <w:r>
+        <w:rPr>
+          <w:noProof/>
+        </w:rPr>
+        <w:drawing>
+          <wp:inline distT="0" distB="0" distL="0" distR="0" wp14:anchorId="52A1BCD3" wp14:editId="21D5DCC5">
+            <wp:extent cx="5943600" cy="1480185"/>
+            <wp:effectExtent l="0" t="0" r="0" b="5715"/>
+            <wp:docPr id="694978179" name="Picture 1" descr="A screenshot of a computer&#10;&#10;AI-generated content may be incorrect."/>
+            <wp:cNvGraphicFramePr>
+              <a:graphicFrameLocks xmlns:a="http://schemas.openxmlformats.org/drawingml/2006/main" noChangeAspect="1"/>
+            </wp:cNvGraphicFramePr>
+            <a:graphic xmlns:a="http://schemas.openxmlformats.org/drawingml/2006/main">
+              <a:graphicData uri="http://schemas.openxmlformats.org/drawingml/2006/picture">
+                <pic:pic xmlns:pic="http://schemas.openxmlformats.org/drawingml/2006/picture">
+                  <pic:nvPicPr>
+                    <pic:cNvPr id="694978179" name="Picture 1" descr="A screenshot of a computer&#10;&#10;AI-generated content may be incorrect."/>
+                    <pic:cNvPicPr/>
+                  </pic:nvPicPr>
+                  <pic:blipFill>
+                    <a:blip r:embed="rId52"/>
+                    <a:stretch>
+                      <a:fillRect/>
+                    </a:stretch>
+                  </pic:blipFill>
+                  <pic:spPr>
+                    <a:xfrm>
+                      <a:off x="0" y="0"/>
+                      <a:ext cx="5943600" cy="1480185"/>
+                    </a:xfrm>
+                    <a:prstGeom prst="rect">
+                      <a:avLst/>
+                    </a:prstGeom>
+                  </pic:spPr>
+                </pic:pic>
+              </a:graphicData>
+            </a:graphic>
+          </wp:inline>
+        </w:drawing>
+      </w:r>
+    </w:p>
+    <w:p>
+      <w:hyperlink r:id="rId53" w:history="1">
+        <w:r>
+          <w:rPr>
+            <w:rStyle w:val="Hyperlink"/>
+          </w:rPr>
+          <w:t>https://docs.github.com/es/authentication/connecting-to-github-with-ssh/about-ssh</w:t>
+        </w:r>
+      </w:hyperlink>
+    </w:p>
+    <w:p>
+      <w:r>
+        <w:rPr>
+          <w:noProof/>
+        </w:rPr>
+        <w:drawing>
+          <wp:inline distT="0" distB="0" distL="0" distR="0" wp14:anchorId="24833D8C" wp14:editId="59DCDE61">
+            <wp:extent cx="5943600" cy="2854325"/>
+            <wp:effectExtent l="0" t="0" r="0" b="3175"/>
+            <wp:docPr id="727937163" name="Picture 1" descr="A computer screen shot of a black screen&#10;&#10;AI-generated content may be incorrect."/>
+            <wp:cNvGraphicFramePr>
+              <a:graphicFrameLocks xmlns:a="http://schemas.openxmlformats.org/drawingml/2006/main" noChangeAspect="1"/>
+            </wp:cNvGraphicFramePr>
+            <a:graphic xmlns:a="http://schemas.openxmlformats.org/drawingml/2006/main">
+              <a:graphicData uri="http://schemas.openxmlformats.org/drawingml/2006/picture">
+                <pic:pic xmlns:pic="http://schemas.openxmlformats.org/drawingml/2006/picture">
+                  <pic:nvPicPr>
+                    <pic:cNvPr id="727937163" name="Picture 1" descr="A computer screen shot of a black screen&#10;&#10;AI-generated content may be incorrect."/>
+                    <pic:cNvPicPr/>
+                  </pic:nvPicPr>
+                  <pic:blipFill>
+                    <a:blip r:embed="rId54"/>
+                    <a:stretch>
+                      <a:fillRect/>
+                    </a:stretch>
+                  </pic:blipFill>
+                  <pic:spPr>
+                    <a:xfrm>
+                      <a:off x="0" y="0"/>
+                      <a:ext cx="5943600" cy="2854325"/>
+                    </a:xfrm>
+                    <a:prstGeom prst="rect">
+                      <a:avLst/>
+                    </a:prstGeom>
+                  </pic:spPr>
+                </pic:pic>
+              </a:graphicData>
+            </a:graphic>
+          </wp:inline>
+        </w:drawing>
+      </w:r>
+    </w:p>
+    <w:p>
+      <w:r>
+        <w:rPr>
+          <w:noProof/>
+        </w:rPr>
+        <w:drawing>
+          <wp:inline distT="0" distB="0" distL="0" distR="0" wp14:anchorId="094C03C3" wp14:editId="4438FF1F">
+            <wp:extent cx="5943600" cy="1891030"/>
+            <wp:effectExtent l="0" t="0" r="0" b="0"/>
+            <wp:docPr id="1930874226" name="Picture 1" descr="A screenshot of a computer&#10;&#10;AI-generated content may be incorrect."/>
+            <wp:cNvGraphicFramePr>
+              <a:graphicFrameLocks xmlns:a="http://schemas.openxmlformats.org/drawingml/2006/main" noChangeAspect="1"/>
+            </wp:cNvGraphicFramePr>
+            <a:graphic xmlns:a="http://schemas.openxmlformats.org/drawingml/2006/main">
+              <a:graphicData uri="http://schemas.openxmlformats.org/drawingml/2006/picture">
+                <pic:pic xmlns:pic="http://schemas.openxmlformats.org/drawingml/2006/picture">
+                  <pic:nvPicPr>
+                    <pic:cNvPr id="1930874226" name="Picture 1" descr="A screenshot of a computer&#10;&#10;AI-generated content may be incorrect."/>
+                    <pic:cNvPicPr/>
+                  </pic:nvPicPr>
+                  <pic:blipFill>
+                    <a:blip r:embed="rId55"/>
+                    <a:stretch>
+                      <a:fillRect/>
+                    </a:stretch>
+                  </pic:blipFill>
+                  <pic:spPr>
+                    <a:xfrm>
+                      <a:off x="0" y="0"/>
+                      <a:ext cx="5943600" cy="1891030"/>
+                    </a:xfrm>
+                    <a:prstGeom prst="rect">
+                      <a:avLst/>
+                    </a:prstGeom>
+                  </pic:spPr>
+                </pic:pic>
+              </a:graphicData>
+            </a:graphic>
+          </wp:inline>
+        </w:drawing>
+      </w:r>
+    </w:p>
+    <w:p>
+      <w:r>
+        <w:rPr>
+          <w:noProof/>
+        </w:rPr>
+        <w:lastRenderedPageBreak/>
+        <w:drawing>
+          <wp:inline distT="0" distB="0" distL="0" distR="0" wp14:anchorId="59A01357" wp14:editId="6D12CA98">
+            <wp:extent cx="5943600" cy="1173480"/>
+            <wp:effectExtent l="0" t="0" r="0" b="7620"/>
+            <wp:docPr id="295132671" name="Picture 1" descr="A screen shot of a computer&#10;&#10;AI-generated content may be incorrect."/>
+            <wp:cNvGraphicFramePr>
+              <a:graphicFrameLocks xmlns:a="http://schemas.openxmlformats.org/drawingml/2006/main" noChangeAspect="1"/>
+            </wp:cNvGraphicFramePr>
+            <a:graphic xmlns:a="http://schemas.openxmlformats.org/drawingml/2006/main">
+              <a:graphicData uri="http://schemas.openxmlformats.org/drawingml/2006/picture">
+                <pic:pic xmlns:pic="http://schemas.openxmlformats.org/drawingml/2006/picture">
+                  <pic:nvPicPr>
+                    <pic:cNvPr id="295132671" name="Picture 1" descr="A screen shot of a computer&#10;&#10;AI-generated content may be incorrect."/>
+                    <pic:cNvPicPr/>
+                  </pic:nvPicPr>
+                  <pic:blipFill>
+                    <a:blip r:embed="rId56"/>
+                    <a:stretch>
+                      <a:fillRect/>
+                    </a:stretch>
+                  </pic:blipFill>
+                  <pic:spPr>
+                    <a:xfrm>
+                      <a:off x="0" y="0"/>
+                      <a:ext cx="5943600" cy="1173480"/>
+                    </a:xfrm>
+                    <a:prstGeom prst="rect">
+                      <a:avLst/>
+                    </a:prstGeom>
+                  </pic:spPr>
+                </pic:pic>
+              </a:graphicData>
+            </a:graphic>
+          </wp:inline>
+        </w:drawing>
+      </w:r>
+    </w:p>
+    <w:p>
+      <w:r>
+        <w:rPr>
+          <w:noProof/>
+        </w:rPr>
+        <w:drawing>
+          <wp:inline distT="0" distB="0" distL="0" distR="0" wp14:anchorId="04F308D5" wp14:editId="7AA67E29">
+            <wp:extent cx="5943600" cy="1945005"/>
+            <wp:effectExtent l="0" t="0" r="0" b="0"/>
+            <wp:docPr id="1826651404" name="Picture 1" descr="A screenshot of a computer&#10;&#10;AI-generated content may be incorrect."/>
+            <wp:cNvGraphicFramePr>
+              <a:graphicFrameLocks xmlns:a="http://schemas.openxmlformats.org/drawingml/2006/main" noChangeAspect="1"/>
+            </wp:cNvGraphicFramePr>
+            <a:graphic xmlns:a="http://schemas.openxmlformats.org/drawingml/2006/main">
+              <a:graphicData uri="http://schemas.openxmlformats.org/drawingml/2006/picture">
+                <pic:pic xmlns:pic="http://schemas.openxmlformats.org/drawingml/2006/picture">
+                  <pic:nvPicPr>
+                    <pic:cNvPr id="1826651404" name="Picture 1" descr="A screenshot of a computer&#10;&#10;AI-generated content may be incorrect."/>
+                    <pic:cNvPicPr/>
+                  </pic:nvPicPr>
+                  <pic:blipFill>
+                    <a:blip r:embed="rId57"/>
+                    <a:stretch>
+                      <a:fillRect/>
+                    </a:stretch>
+                  </pic:blipFill>
+                  <pic:spPr>
+                    <a:xfrm>
+                      <a:off x="0" y="0"/>
+                      <a:ext cx="5943600" cy="1945005"/>
+                    </a:xfrm>
+                    <a:prstGeom prst="rect">
+                      <a:avLst/>
+                    </a:prstGeom>
+                  </pic:spPr>
+                </pic:pic>
+              </a:graphicData>
+            </a:graphic>
+          </wp:inline>
+        </w:drawing>
+      </w:r>
+    </w:p>
+    <w:p>
+      <w:r>
+        <w:rPr>
+          <w:noProof/>
+        </w:rPr>
+        <w:drawing>
+          <wp:inline distT="0" distB="0" distL="0" distR="0" wp14:anchorId="6042E03B" wp14:editId="00A122A9">
+            <wp:extent cx="5943600" cy="922655"/>
+            <wp:effectExtent l="0" t="0" r="0" b="0"/>
+            <wp:docPr id="1235717551" name="Picture 1" descr="A screen shot of a computer&#10;&#10;AI-generated content may be incorrect."/>
+            <wp:cNvGraphicFramePr>
+              <a:graphicFrameLocks xmlns:a="http://schemas.openxmlformats.org/drawingml/2006/main" noChangeAspect="1"/>
+            </wp:cNvGraphicFramePr>
+            <a:graphic xmlns:a="http://schemas.openxmlformats.org/drawingml/2006/main">
+              <a:graphicData uri="http://schemas.openxmlformats.org/drawingml/2006/picture">
+                <pic:pic xmlns:pic="http://schemas.openxmlformats.org/drawingml/2006/picture">
+                  <pic:nvPicPr>
+                    <pic:cNvPr id="1235717551" name="Picture 1" descr="A screen shot of a computer&#10;&#10;AI-generated content may be incorrect."/>
+                    <pic:cNvPicPr/>
+                  </pic:nvPicPr>
+                  <pic:blipFill>
+                    <a:blip r:embed="rId58"/>
+                    <a:stretch>
+                      <a:fillRect/>
+                    </a:stretch>
+                  </pic:blipFill>
+                  <pic:spPr>
+                    <a:xfrm>
+                      <a:off x="0" y="0"/>
+                      <a:ext cx="5943600" cy="922655"/>
+                    </a:xfrm>
+                    <a:prstGeom prst="rect">
+                      <a:avLst/>
+                    </a:prstGeom>
+                  </pic:spPr>
+                </pic:pic>
+              </a:graphicData>
+            </a:graphic>
+          </wp:inline>
+        </w:drawing>
+      </w:r>
+    </w:p>
+    <w:p>
+      <w:r>
+        <w:t>1 ENTER PARA NO ASIGNAR PASSPHRASE</w:t>
+      </w:r>
+    </w:p>
+    <w:p>
+      <w:r>
+        <w:rPr>
+          <w:noProof/>
+        </w:rPr>
+        <w:drawing>
+          <wp:inline distT="0" distB="0" distL="0" distR="0" wp14:anchorId="40BB5E19" wp14:editId="6F15C178">
+            <wp:extent cx="5943600" cy="1010920"/>
+            <wp:effectExtent l="0" t="0" r="0" b="0"/>
+            <wp:docPr id="1630946800" name="Picture 1" descr="A screen shot of a computer&#10;&#10;AI-generated content may be incorrect."/>
+            <wp:cNvGraphicFramePr>
+              <a:graphicFrameLocks xmlns:a="http://schemas.openxmlformats.org/drawingml/2006/main" noChangeAspect="1"/>
+            </wp:cNvGraphicFramePr>
+            <a:graphic xmlns:a="http://schemas.openxmlformats.org/drawingml/2006/main">
+              <a:graphicData uri="http://schemas.openxmlformats.org/drawingml/2006/picture">
+                <pic:pic xmlns:pic="http://schemas.openxmlformats.org/drawingml/2006/picture">
+                  <pic:nvPicPr>
+                    <pic:cNvPr id="1630946800" name="Picture 1" descr="A screen shot of a computer&#10;&#10;AI-generated content may be incorrect."/>
+                    <pic:cNvPicPr/>
+                  </pic:nvPicPr>
+                  <pic:blipFill>
+                    <a:blip r:embed="rId59"/>
+                    <a:stretch>
+                      <a:fillRect/>
+                    </a:stretch>
+                  </pic:blipFill>
+                  <pic:spPr>
+                    <a:xfrm>
+                      <a:off x="0" y="0"/>
+                      <a:ext cx="5943600" cy="1010920"/>
+                    </a:xfrm>
+                    <a:prstGeom prst="rect">
+                      <a:avLst/>
+                    </a:prstGeom>
+                  </pic:spPr>
+                </pic:pic>
+              </a:graphicData>
+            </a:graphic>
+          </wp:inline>
+        </w:drawing>
+      </w:r>
+    </w:p>
+    <w:p>
+      <w:r>
+        <w:t>OTRO ENTER PARA NO ASIGNAR PASSPHRASE</w:t>
+      </w:r>
+    </w:p>
+    <w:p>
+      <w:r>
+        <w:rPr>
+          <w:noProof/>
+        </w:rPr>
+        <w:lastRenderedPageBreak/>
+        <w:drawing>
+          <wp:inline distT="0" distB="0" distL="0" distR="0" wp14:anchorId="30ABFC79" wp14:editId="51018CBE">
+            <wp:extent cx="5943600" cy="3964940"/>
+            <wp:effectExtent l="0" t="0" r="0" b="0"/>
+            <wp:docPr id="530263712" name="Picture 1" descr="A screenshot of a computer screen&#10;&#10;AI-generated content may be incorrect."/>
+            <wp:cNvGraphicFramePr>
+              <a:graphicFrameLocks xmlns:a="http://schemas.openxmlformats.org/drawingml/2006/main" noChangeAspect="1"/>
+            </wp:cNvGraphicFramePr>
+            <a:graphic xmlns:a="http://schemas.openxmlformats.org/drawingml/2006/main">
+              <a:graphicData uri="http://schemas.openxmlformats.org/drawingml/2006/picture">
+                <pic:pic xmlns:pic="http://schemas.openxmlformats.org/drawingml/2006/picture">
+                  <pic:nvPicPr>
+                    <pic:cNvPr id="530263712" name="Picture 1" descr="A screenshot of a computer screen&#10;&#10;AI-generated content may be incorrect."/>
+                    <pic:cNvPicPr/>
+                  </pic:nvPicPr>
+                  <pic:blipFill>
+                    <a:blip r:embed="rId60"/>
+                    <a:stretch>
+                      <a:fillRect/>
+                    </a:stretch>
+                  </pic:blipFill>
+                  <pic:spPr>
+                    <a:xfrm>
+                      <a:off x="0" y="0"/>
+                      <a:ext cx="5943600" cy="3964940"/>
+                    </a:xfrm>
+                    <a:prstGeom prst="rect">
+                      <a:avLst/>
+                    </a:prstGeom>
+                  </pic:spPr>
+                </pic:pic>
+              </a:graphicData>
+            </a:graphic>
+          </wp:inline>
+        </w:drawing>
+      </w:r>
+    </w:p>
+    <w:p>
+      <w:r>
+        <w:rPr>
+          <w:noProof/>
+        </w:rPr>
+        <w:drawing>
+          <wp:inline distT="0" distB="0" distL="0" distR="0" wp14:anchorId="4381263F" wp14:editId="4CA514D4">
+            <wp:extent cx="5943600" cy="1441450"/>
+            <wp:effectExtent l="0" t="0" r="0" b="6350"/>
+            <wp:docPr id="1798813056" name="Picture 1" descr="A screenshot of a computer&#10;&#10;AI-generated content may be incorrect."/>
+            <wp:cNvGraphicFramePr>
+              <a:graphicFrameLocks xmlns:a="http://schemas.openxmlformats.org/drawingml/2006/main" noChangeAspect="1"/>
+            </wp:cNvGraphicFramePr>
+            <a:graphic xmlns:a="http://schemas.openxmlformats.org/drawingml/2006/main">
+              <a:graphicData uri="http://schemas.openxmlformats.org/drawingml/2006/picture">
+                <pic:pic xmlns:pic="http://schemas.openxmlformats.org/drawingml/2006/picture">
+                  <pic:nvPicPr>
+                    <pic:cNvPr id="1798813056" name="Picture 1" descr="A screenshot of a computer&#10;&#10;AI-generated content may be incorrect."/>
+                    <pic:cNvPicPr/>
+                  </pic:nvPicPr>
+                  <pic:blipFill>
+                    <a:blip r:embed="rId61"/>
+                    <a:stretch>
+                      <a:fillRect/>
+                    </a:stretch>
+                  </pic:blipFill>
+                  <pic:spPr>
+                    <a:xfrm>
+                      <a:off x="0" y="0"/>
+                      <a:ext cx="5943600" cy="1441450"/>
+                    </a:xfrm>
+                    <a:prstGeom prst="rect">
+                      <a:avLst/>
+                    </a:prstGeom>
+                  </pic:spPr>
+                </pic:pic>
+              </a:graphicData>
+            </a:graphic>
+          </wp:inline>
+        </w:drawing>
+      </w:r>
+    </w:p>
+    <w:p>
+      <w:r>
+        <w:t>PARA GITHUB SE REQUIERE EL .pub</w:t>
+      </w:r>
     </w:p>
     <w:p/>
     <w:p/>

--- a/GitAndGithubCourse/ImportantNotesGit_Github.docx
+++ b/GitAndGithubCourse/ImportantNotesGit_Github.docx
@@ -2592,6 +2592,948 @@
         <w:t>PARA GITHUB SE REQUIERE EL .pub</w:t>
       </w:r>
     </w:p>
+    <w:p>
+      <w:r>
+        <w:br w:type="page"/>
+      </w:r>
+    </w:p>
+    <w:p>
+      <w:r>
+        <w:rPr>
+          <w:noProof/>
+        </w:rPr>
+        <w:lastRenderedPageBreak/>
+        <w:drawing>
+          <wp:inline distT="0" distB="0" distL="0" distR="0" wp14:anchorId="4D1EDB95" wp14:editId="33DAB0AE">
+            <wp:extent cx="5943600" cy="2790825"/>
+            <wp:effectExtent l="0" t="0" r="0" b="9525"/>
+            <wp:docPr id="1731106331" name="Picture 1"/>
+            <wp:cNvGraphicFramePr>
+              <a:graphicFrameLocks xmlns:a="http://schemas.openxmlformats.org/drawingml/2006/main" noChangeAspect="1"/>
+            </wp:cNvGraphicFramePr>
+            <a:graphic xmlns:a="http://schemas.openxmlformats.org/drawingml/2006/main">
+              <a:graphicData uri="http://schemas.openxmlformats.org/drawingml/2006/picture">
+                <pic:pic xmlns:pic="http://schemas.openxmlformats.org/drawingml/2006/picture">
+                  <pic:nvPicPr>
+                    <pic:cNvPr id="1731106331" name=""/>
+                    <pic:cNvPicPr/>
+                  </pic:nvPicPr>
+                  <pic:blipFill>
+                    <a:blip r:embed="rId62"/>
+                    <a:stretch>
+                      <a:fillRect/>
+                    </a:stretch>
+                  </pic:blipFill>
+                  <pic:spPr>
+                    <a:xfrm>
+                      <a:off x="0" y="0"/>
+                      <a:ext cx="5943600" cy="2790825"/>
+                    </a:xfrm>
+                    <a:prstGeom prst="rect">
+                      <a:avLst/>
+                    </a:prstGeom>
+                  </pic:spPr>
+                </pic:pic>
+              </a:graphicData>
+            </a:graphic>
+          </wp:inline>
+        </w:drawing>
+      </w:r>
+    </w:p>
+    <w:p>
+      <w:pPr>
+        <w:rPr>
+          <w:noProof/>
+        </w:rPr>
+      </w:pPr>
+      <w:r>
+        <w:rPr>
+          <w:noProof/>
+        </w:rPr>
+        <w:t>EN WINDOWS 11 SE CORRE COMO EN MAC PARA CORRER EL AGENTE:</w:t>
+      </w:r>
+    </w:p>
+    <w:p>
+      <w:r>
+        <w:rPr>
+          <w:noProof/>
+        </w:rPr>
+        <w:drawing>
+          <wp:inline distT="0" distB="0" distL="0" distR="0" wp14:anchorId="67B8DCF9" wp14:editId="3A022D86">
+            <wp:extent cx="3486150" cy="1238250"/>
+            <wp:effectExtent l="0" t="0" r="0" b="0"/>
+            <wp:docPr id="1316569388" name="Picture 1" descr="A screenshot of a computer&#10;&#10;AI-generated content may be incorrect."/>
+            <wp:cNvGraphicFramePr>
+              <a:graphicFrameLocks xmlns:a="http://schemas.openxmlformats.org/drawingml/2006/main" noChangeAspect="1"/>
+            </wp:cNvGraphicFramePr>
+            <a:graphic xmlns:a="http://schemas.openxmlformats.org/drawingml/2006/main">
+              <a:graphicData uri="http://schemas.openxmlformats.org/drawingml/2006/picture">
+                <pic:pic xmlns:pic="http://schemas.openxmlformats.org/drawingml/2006/picture">
+                  <pic:nvPicPr>
+                    <pic:cNvPr id="1316569388" name="Picture 1" descr="A screenshot of a computer&#10;&#10;AI-generated content may be incorrect."/>
+                    <pic:cNvPicPr/>
+                  </pic:nvPicPr>
+                  <pic:blipFill>
+                    <a:blip r:embed="rId63"/>
+                    <a:stretch>
+                      <a:fillRect/>
+                    </a:stretch>
+                  </pic:blipFill>
+                  <pic:spPr>
+                    <a:xfrm>
+                      <a:off x="0" y="0"/>
+                      <a:ext cx="3486150" cy="1238250"/>
+                    </a:xfrm>
+                    <a:prstGeom prst="rect">
+                      <a:avLst/>
+                    </a:prstGeom>
+                  </pic:spPr>
+                </pic:pic>
+              </a:graphicData>
+            </a:graphic>
+          </wp:inline>
+        </w:drawing>
+      </w:r>
+    </w:p>
+    <w:p>
+      <w:r>
+        <w:rPr>
+          <w:noProof/>
+        </w:rPr>
+        <w:drawing>
+          <wp:inline distT="0" distB="0" distL="0" distR="0" wp14:anchorId="00994B32" wp14:editId="13E664A7">
+            <wp:extent cx="5943600" cy="1408430"/>
+            <wp:effectExtent l="0" t="0" r="0" b="1270"/>
+            <wp:docPr id="848739952" name="Picture 1" descr="A computer screen with text&#10;&#10;AI-generated content may be incorrect."/>
+            <wp:cNvGraphicFramePr>
+              <a:graphicFrameLocks xmlns:a="http://schemas.openxmlformats.org/drawingml/2006/main" noChangeAspect="1"/>
+            </wp:cNvGraphicFramePr>
+            <a:graphic xmlns:a="http://schemas.openxmlformats.org/drawingml/2006/main">
+              <a:graphicData uri="http://schemas.openxmlformats.org/drawingml/2006/picture">
+                <pic:pic xmlns:pic="http://schemas.openxmlformats.org/drawingml/2006/picture">
+                  <pic:nvPicPr>
+                    <pic:cNvPr id="848739952" name="Picture 1" descr="A computer screen with text&#10;&#10;AI-generated content may be incorrect."/>
+                    <pic:cNvPicPr/>
+                  </pic:nvPicPr>
+                  <pic:blipFill>
+                    <a:blip r:embed="rId64"/>
+                    <a:stretch>
+                      <a:fillRect/>
+                    </a:stretch>
+                  </pic:blipFill>
+                  <pic:spPr>
+                    <a:xfrm>
+                      <a:off x="0" y="0"/>
+                      <a:ext cx="5943600" cy="1408430"/>
+                    </a:xfrm>
+                    <a:prstGeom prst="rect">
+                      <a:avLst/>
+                    </a:prstGeom>
+                  </pic:spPr>
+                </pic:pic>
+              </a:graphicData>
+            </a:graphic>
+          </wp:inline>
+        </w:drawing>
+      </w:r>
+    </w:p>
+    <w:p>
+      <w:r>
+        <w:rPr>
+          <w:noProof/>
+        </w:rPr>
+        <w:lastRenderedPageBreak/>
+        <w:drawing>
+          <wp:inline distT="0" distB="0" distL="0" distR="0" wp14:anchorId="08B029F2" wp14:editId="6945EEA2">
+            <wp:extent cx="5943600" cy="4621530"/>
+            <wp:effectExtent l="0" t="0" r="0" b="7620"/>
+            <wp:docPr id="1015223198" name="Picture 1"/>
+            <wp:cNvGraphicFramePr>
+              <a:graphicFrameLocks xmlns:a="http://schemas.openxmlformats.org/drawingml/2006/main" noChangeAspect="1"/>
+            </wp:cNvGraphicFramePr>
+            <a:graphic xmlns:a="http://schemas.openxmlformats.org/drawingml/2006/main">
+              <a:graphicData uri="http://schemas.openxmlformats.org/drawingml/2006/picture">
+                <pic:pic xmlns:pic="http://schemas.openxmlformats.org/drawingml/2006/picture">
+                  <pic:nvPicPr>
+                    <pic:cNvPr id="1015223198" name=""/>
+                    <pic:cNvPicPr/>
+                  </pic:nvPicPr>
+                  <pic:blipFill>
+                    <a:blip r:embed="rId65"/>
+                    <a:stretch>
+                      <a:fillRect/>
+                    </a:stretch>
+                  </pic:blipFill>
+                  <pic:spPr>
+                    <a:xfrm>
+                      <a:off x="0" y="0"/>
+                      <a:ext cx="5943600" cy="4621530"/>
+                    </a:xfrm>
+                    <a:prstGeom prst="rect">
+                      <a:avLst/>
+                    </a:prstGeom>
+                  </pic:spPr>
+                </pic:pic>
+              </a:graphicData>
+            </a:graphic>
+          </wp:inline>
+        </w:drawing>
+      </w:r>
+    </w:p>
+    <w:p>
+      <w:r>
+        <w:rPr>
+          <w:noProof/>
+        </w:rPr>
+        <w:lastRenderedPageBreak/>
+        <w:drawing>
+          <wp:inline distT="0" distB="0" distL="0" distR="0" wp14:anchorId="3AE0AA82" wp14:editId="57FA23BA">
+            <wp:extent cx="5943600" cy="5360035"/>
+            <wp:effectExtent l="0" t="0" r="0" b="0"/>
+            <wp:docPr id="1269300420" name="Picture 1" descr="A screenshot of a computer&#10;&#10;AI-generated content may be incorrect."/>
+            <wp:cNvGraphicFramePr>
+              <a:graphicFrameLocks xmlns:a="http://schemas.openxmlformats.org/drawingml/2006/main" noChangeAspect="1"/>
+            </wp:cNvGraphicFramePr>
+            <a:graphic xmlns:a="http://schemas.openxmlformats.org/drawingml/2006/main">
+              <a:graphicData uri="http://schemas.openxmlformats.org/drawingml/2006/picture">
+                <pic:pic xmlns:pic="http://schemas.openxmlformats.org/drawingml/2006/picture">
+                  <pic:nvPicPr>
+                    <pic:cNvPr id="1269300420" name="Picture 1" descr="A screenshot of a computer&#10;&#10;AI-generated content may be incorrect."/>
+                    <pic:cNvPicPr/>
+                  </pic:nvPicPr>
+                  <pic:blipFill>
+                    <a:blip r:embed="rId66"/>
+                    <a:stretch>
+                      <a:fillRect/>
+                    </a:stretch>
+                  </pic:blipFill>
+                  <pic:spPr>
+                    <a:xfrm>
+                      <a:off x="0" y="0"/>
+                      <a:ext cx="5943600" cy="5360035"/>
+                    </a:xfrm>
+                    <a:prstGeom prst="rect">
+                      <a:avLst/>
+                    </a:prstGeom>
+                  </pic:spPr>
+                </pic:pic>
+              </a:graphicData>
+            </a:graphic>
+          </wp:inline>
+        </w:drawing>
+      </w:r>
+    </w:p>
+    <w:p>
+      <w:r>
+        <w:rPr>
+          <w:noProof/>
+        </w:rPr>
+        <w:lastRenderedPageBreak/>
+        <w:drawing>
+          <wp:inline distT="0" distB="0" distL="0" distR="0" wp14:anchorId="323982FE" wp14:editId="63631DBE">
+            <wp:extent cx="5943600" cy="3308350"/>
+            <wp:effectExtent l="0" t="0" r="0" b="6350"/>
+            <wp:docPr id="2073972960" name="Picture 1"/>
+            <wp:cNvGraphicFramePr>
+              <a:graphicFrameLocks xmlns:a="http://schemas.openxmlformats.org/drawingml/2006/main" noChangeAspect="1"/>
+            </wp:cNvGraphicFramePr>
+            <a:graphic xmlns:a="http://schemas.openxmlformats.org/drawingml/2006/main">
+              <a:graphicData uri="http://schemas.openxmlformats.org/drawingml/2006/picture">
+                <pic:pic xmlns:pic="http://schemas.openxmlformats.org/drawingml/2006/picture">
+                  <pic:nvPicPr>
+                    <pic:cNvPr id="2073972960" name=""/>
+                    <pic:cNvPicPr/>
+                  </pic:nvPicPr>
+                  <pic:blipFill>
+                    <a:blip r:embed="rId67"/>
+                    <a:stretch>
+                      <a:fillRect/>
+                    </a:stretch>
+                  </pic:blipFill>
+                  <pic:spPr>
+                    <a:xfrm>
+                      <a:off x="0" y="0"/>
+                      <a:ext cx="5943600" cy="3308350"/>
+                    </a:xfrm>
+                    <a:prstGeom prst="rect">
+                      <a:avLst/>
+                    </a:prstGeom>
+                  </pic:spPr>
+                </pic:pic>
+              </a:graphicData>
+            </a:graphic>
+          </wp:inline>
+        </w:drawing>
+      </w:r>
+    </w:p>
+    <w:p>
+      <w:r>
+        <w:rPr>
+          <w:noProof/>
+        </w:rPr>
+        <w:drawing>
+          <wp:inline distT="0" distB="0" distL="0" distR="0" wp14:anchorId="6C78E933" wp14:editId="759727EF">
+            <wp:extent cx="5943600" cy="1287145"/>
+            <wp:effectExtent l="0" t="0" r="0" b="8255"/>
+            <wp:docPr id="530266356" name="Picture 1" descr="A screenshot of a computer&#10;&#10;AI-generated content may be incorrect."/>
+            <wp:cNvGraphicFramePr>
+              <a:graphicFrameLocks xmlns:a="http://schemas.openxmlformats.org/drawingml/2006/main" noChangeAspect="1"/>
+            </wp:cNvGraphicFramePr>
+            <a:graphic xmlns:a="http://schemas.openxmlformats.org/drawingml/2006/main">
+              <a:graphicData uri="http://schemas.openxmlformats.org/drawingml/2006/picture">
+                <pic:pic xmlns:pic="http://schemas.openxmlformats.org/drawingml/2006/picture">
+                  <pic:nvPicPr>
+                    <pic:cNvPr id="530266356" name="Picture 1" descr="A screenshot of a computer&#10;&#10;AI-generated content may be incorrect."/>
+                    <pic:cNvPicPr/>
+                  </pic:nvPicPr>
+                  <pic:blipFill>
+                    <a:blip r:embed="rId68"/>
+                    <a:stretch>
+                      <a:fillRect/>
+                    </a:stretch>
+                  </pic:blipFill>
+                  <pic:spPr>
+                    <a:xfrm>
+                      <a:off x="0" y="0"/>
+                      <a:ext cx="5943600" cy="1287145"/>
+                    </a:xfrm>
+                    <a:prstGeom prst="rect">
+                      <a:avLst/>
+                    </a:prstGeom>
+                  </pic:spPr>
+                </pic:pic>
+              </a:graphicData>
+            </a:graphic>
+          </wp:inline>
+        </w:drawing>
+      </w:r>
+    </w:p>
+    <w:p>
+      <w:r>
+        <w:rPr>
+          <w:noProof/>
+        </w:rPr>
+        <w:drawing>
+          <wp:inline distT="0" distB="0" distL="0" distR="0" wp14:anchorId="42E3F6EE" wp14:editId="3E84F316">
+            <wp:extent cx="5943600" cy="1504950"/>
+            <wp:effectExtent l="0" t="0" r="0" b="0"/>
+            <wp:docPr id="462046598" name="Picture 1" descr="A screen shot of a computer&#10;&#10;AI-generated content may be incorrect."/>
+            <wp:cNvGraphicFramePr>
+              <a:graphicFrameLocks xmlns:a="http://schemas.openxmlformats.org/drawingml/2006/main" noChangeAspect="1"/>
+            </wp:cNvGraphicFramePr>
+            <a:graphic xmlns:a="http://schemas.openxmlformats.org/drawingml/2006/main">
+              <a:graphicData uri="http://schemas.openxmlformats.org/drawingml/2006/picture">
+                <pic:pic xmlns:pic="http://schemas.openxmlformats.org/drawingml/2006/picture">
+                  <pic:nvPicPr>
+                    <pic:cNvPr id="462046598" name="Picture 1" descr="A screen shot of a computer&#10;&#10;AI-generated content may be incorrect."/>
+                    <pic:cNvPicPr/>
+                  </pic:nvPicPr>
+                  <pic:blipFill>
+                    <a:blip r:embed="rId69"/>
+                    <a:stretch>
+                      <a:fillRect/>
+                    </a:stretch>
+                  </pic:blipFill>
+                  <pic:spPr>
+                    <a:xfrm>
+                      <a:off x="0" y="0"/>
+                      <a:ext cx="5943600" cy="1504950"/>
+                    </a:xfrm>
+                    <a:prstGeom prst="rect">
+                      <a:avLst/>
+                    </a:prstGeom>
+                  </pic:spPr>
+                </pic:pic>
+              </a:graphicData>
+            </a:graphic>
+          </wp:inline>
+        </w:drawing>
+      </w:r>
+    </w:p>
+    <w:p>
+      <w:r>
+        <w:rPr>
+          <w:noProof/>
+        </w:rPr>
+        <w:lastRenderedPageBreak/>
+        <w:drawing>
+          <wp:inline distT="0" distB="0" distL="0" distR="0" wp14:anchorId="0D6E58AE" wp14:editId="5D4CBBD7">
+            <wp:extent cx="5943600" cy="3262630"/>
+            <wp:effectExtent l="0" t="0" r="0" b="0"/>
+            <wp:docPr id="323021611" name="Picture 1" descr="A screenshot of a computer&#10;&#10;AI-generated content may be incorrect."/>
+            <wp:cNvGraphicFramePr>
+              <a:graphicFrameLocks xmlns:a="http://schemas.openxmlformats.org/drawingml/2006/main" noChangeAspect="1"/>
+            </wp:cNvGraphicFramePr>
+            <a:graphic xmlns:a="http://schemas.openxmlformats.org/drawingml/2006/main">
+              <a:graphicData uri="http://schemas.openxmlformats.org/drawingml/2006/picture">
+                <pic:pic xmlns:pic="http://schemas.openxmlformats.org/drawingml/2006/picture">
+                  <pic:nvPicPr>
+                    <pic:cNvPr id="323021611" name="Picture 1" descr="A screenshot of a computer&#10;&#10;AI-generated content may be incorrect."/>
+                    <pic:cNvPicPr/>
+                  </pic:nvPicPr>
+                  <pic:blipFill>
+                    <a:blip r:embed="rId70"/>
+                    <a:stretch>
+                      <a:fillRect/>
+                    </a:stretch>
+                  </pic:blipFill>
+                  <pic:spPr>
+                    <a:xfrm>
+                      <a:off x="0" y="0"/>
+                      <a:ext cx="5943600" cy="3262630"/>
+                    </a:xfrm>
+                    <a:prstGeom prst="rect">
+                      <a:avLst/>
+                    </a:prstGeom>
+                  </pic:spPr>
+                </pic:pic>
+              </a:graphicData>
+            </a:graphic>
+          </wp:inline>
+        </w:drawing>
+      </w:r>
+    </w:p>
+    <w:p>
+      <w:r>
+        <w:rPr>
+          <w:noProof/>
+        </w:rPr>
+        <w:drawing>
+          <wp:inline distT="0" distB="0" distL="0" distR="0" wp14:anchorId="63CEFC86" wp14:editId="16BA7D38">
+            <wp:extent cx="5943600" cy="2472055"/>
+            <wp:effectExtent l="0" t="0" r="0" b="4445"/>
+            <wp:docPr id="1790403861" name="Picture 1" descr="A screenshot of a computer&#10;&#10;AI-generated content may be incorrect."/>
+            <wp:cNvGraphicFramePr>
+              <a:graphicFrameLocks xmlns:a="http://schemas.openxmlformats.org/drawingml/2006/main" noChangeAspect="1"/>
+            </wp:cNvGraphicFramePr>
+            <a:graphic xmlns:a="http://schemas.openxmlformats.org/drawingml/2006/main">
+              <a:graphicData uri="http://schemas.openxmlformats.org/drawingml/2006/picture">
+                <pic:pic xmlns:pic="http://schemas.openxmlformats.org/drawingml/2006/picture">
+                  <pic:nvPicPr>
+                    <pic:cNvPr id="1790403861" name="Picture 1" descr="A screenshot of a computer&#10;&#10;AI-generated content may be incorrect."/>
+                    <pic:cNvPicPr/>
+                  </pic:nvPicPr>
+                  <pic:blipFill>
+                    <a:blip r:embed="rId71"/>
+                    <a:stretch>
+                      <a:fillRect/>
+                    </a:stretch>
+                  </pic:blipFill>
+                  <pic:spPr>
+                    <a:xfrm>
+                      <a:off x="0" y="0"/>
+                      <a:ext cx="5943600" cy="2472055"/>
+                    </a:xfrm>
+                    <a:prstGeom prst="rect">
+                      <a:avLst/>
+                    </a:prstGeom>
+                  </pic:spPr>
+                </pic:pic>
+              </a:graphicData>
+            </a:graphic>
+          </wp:inline>
+        </w:drawing>
+      </w:r>
+    </w:p>
+    <w:p>
+      <w:r>
+        <w:t>PROBAR CONEXIÓN</w:t>
+      </w:r>
+    </w:p>
+    <w:p>
+      <w:r>
+        <w:rPr>
+          <w:noProof/>
+        </w:rPr>
+        <w:lastRenderedPageBreak/>
+        <w:drawing>
+          <wp:inline distT="0" distB="0" distL="0" distR="0" wp14:anchorId="0B628D56" wp14:editId="5ED4D45D">
+            <wp:extent cx="5943600" cy="2809875"/>
+            <wp:effectExtent l="0" t="0" r="0" b="9525"/>
+            <wp:docPr id="1746922849" name="Picture 1" descr="A screenshot of a computer&#10;&#10;AI-generated content may be incorrect."/>
+            <wp:cNvGraphicFramePr>
+              <a:graphicFrameLocks xmlns:a="http://schemas.openxmlformats.org/drawingml/2006/main" noChangeAspect="1"/>
+            </wp:cNvGraphicFramePr>
+            <a:graphic xmlns:a="http://schemas.openxmlformats.org/drawingml/2006/main">
+              <a:graphicData uri="http://schemas.openxmlformats.org/drawingml/2006/picture">
+                <pic:pic xmlns:pic="http://schemas.openxmlformats.org/drawingml/2006/picture">
+                  <pic:nvPicPr>
+                    <pic:cNvPr id="1746922849" name="Picture 1" descr="A screenshot of a computer&#10;&#10;AI-generated content may be incorrect."/>
+                    <pic:cNvPicPr/>
+                  </pic:nvPicPr>
+                  <pic:blipFill>
+                    <a:blip r:embed="rId72"/>
+                    <a:stretch>
+                      <a:fillRect/>
+                    </a:stretch>
+                  </pic:blipFill>
+                  <pic:spPr>
+                    <a:xfrm>
+                      <a:off x="0" y="0"/>
+                      <a:ext cx="5943600" cy="2809875"/>
+                    </a:xfrm>
+                    <a:prstGeom prst="rect">
+                      <a:avLst/>
+                    </a:prstGeom>
+                  </pic:spPr>
+                </pic:pic>
+              </a:graphicData>
+            </a:graphic>
+          </wp:inline>
+        </w:drawing>
+      </w:r>
+    </w:p>
+    <w:p>
+      <w:r>
+        <w:rPr>
+          <w:noProof/>
+        </w:rPr>
+        <w:drawing>
+          <wp:inline distT="0" distB="0" distL="0" distR="0" wp14:anchorId="25E3CF80" wp14:editId="2F9C2191">
+            <wp:extent cx="5943600" cy="826135"/>
+            <wp:effectExtent l="0" t="0" r="0" b="0"/>
+            <wp:docPr id="741416470" name="Picture 1" descr="A black background with white text&#10;&#10;AI-generated content may be incorrect."/>
+            <wp:cNvGraphicFramePr>
+              <a:graphicFrameLocks xmlns:a="http://schemas.openxmlformats.org/drawingml/2006/main" noChangeAspect="1"/>
+            </wp:cNvGraphicFramePr>
+            <a:graphic xmlns:a="http://schemas.openxmlformats.org/drawingml/2006/main">
+              <a:graphicData uri="http://schemas.openxmlformats.org/drawingml/2006/picture">
+                <pic:pic xmlns:pic="http://schemas.openxmlformats.org/drawingml/2006/picture">
+                  <pic:nvPicPr>
+                    <pic:cNvPr id="741416470" name="Picture 1" descr="A black background with white text&#10;&#10;AI-generated content may be incorrect."/>
+                    <pic:cNvPicPr/>
+                  </pic:nvPicPr>
+                  <pic:blipFill>
+                    <a:blip r:embed="rId73"/>
+                    <a:stretch>
+                      <a:fillRect/>
+                    </a:stretch>
+                  </pic:blipFill>
+                  <pic:spPr>
+                    <a:xfrm>
+                      <a:off x="0" y="0"/>
+                      <a:ext cx="5943600" cy="826135"/>
+                    </a:xfrm>
+                    <a:prstGeom prst="rect">
+                      <a:avLst/>
+                    </a:prstGeom>
+                  </pic:spPr>
+                </pic:pic>
+              </a:graphicData>
+            </a:graphic>
+          </wp:inline>
+        </w:drawing>
+      </w:r>
+    </w:p>
+    <w:p>
+      <w:r>
+        <w:rPr>
+          <w:noProof/>
+        </w:rPr>
+        <w:drawing>
+          <wp:inline distT="0" distB="0" distL="0" distR="0" wp14:anchorId="13C076C5" wp14:editId="599914CB">
+            <wp:extent cx="5943600" cy="2899410"/>
+            <wp:effectExtent l="0" t="0" r="0" b="0"/>
+            <wp:docPr id="1338172937" name="Picture 1" descr="A screenshot of a computer&#10;&#10;AI-generated content may be incorrect."/>
+            <wp:cNvGraphicFramePr>
+              <a:graphicFrameLocks xmlns:a="http://schemas.openxmlformats.org/drawingml/2006/main" noChangeAspect="1"/>
+            </wp:cNvGraphicFramePr>
+            <a:graphic xmlns:a="http://schemas.openxmlformats.org/drawingml/2006/main">
+              <a:graphicData uri="http://schemas.openxmlformats.org/drawingml/2006/picture">
+                <pic:pic xmlns:pic="http://schemas.openxmlformats.org/drawingml/2006/picture">
+                  <pic:nvPicPr>
+                    <pic:cNvPr id="1338172937" name="Picture 1" descr="A screenshot of a computer&#10;&#10;AI-generated content may be incorrect."/>
+                    <pic:cNvPicPr/>
+                  </pic:nvPicPr>
+                  <pic:blipFill>
+                    <a:blip r:embed="rId74"/>
+                    <a:stretch>
+                      <a:fillRect/>
+                    </a:stretch>
+                  </pic:blipFill>
+                  <pic:spPr>
+                    <a:xfrm>
+                      <a:off x="0" y="0"/>
+                      <a:ext cx="5943600" cy="2899410"/>
+                    </a:xfrm>
+                    <a:prstGeom prst="rect">
+                      <a:avLst/>
+                    </a:prstGeom>
+                  </pic:spPr>
+                </pic:pic>
+              </a:graphicData>
+            </a:graphic>
+          </wp:inline>
+        </w:drawing>
+      </w:r>
+    </w:p>
+    <w:p>
+      <w:r>
+        <w:rPr>
+          <w:noProof/>
+        </w:rPr>
+        <w:lastRenderedPageBreak/>
+        <w:drawing>
+          <wp:inline distT="0" distB="0" distL="0" distR="0" wp14:anchorId="60BF968C" wp14:editId="30FF5ACB">
+            <wp:extent cx="5943600" cy="6670040"/>
+            <wp:effectExtent l="0" t="0" r="0" b="0"/>
+            <wp:docPr id="526829491" name="Picture 1" descr="A screenshot of a computer&#10;&#10;AI-generated content may be incorrect."/>
+            <wp:cNvGraphicFramePr>
+              <a:graphicFrameLocks xmlns:a="http://schemas.openxmlformats.org/drawingml/2006/main" noChangeAspect="1"/>
+            </wp:cNvGraphicFramePr>
+            <a:graphic xmlns:a="http://schemas.openxmlformats.org/drawingml/2006/main">
+              <a:graphicData uri="http://schemas.openxmlformats.org/drawingml/2006/picture">
+                <pic:pic xmlns:pic="http://schemas.openxmlformats.org/drawingml/2006/picture">
+                  <pic:nvPicPr>
+                    <pic:cNvPr id="526829491" name="Picture 1" descr="A screenshot of a computer&#10;&#10;AI-generated content may be incorrect."/>
+                    <pic:cNvPicPr/>
+                  </pic:nvPicPr>
+                  <pic:blipFill>
+                    <a:blip r:embed="rId75"/>
+                    <a:stretch>
+                      <a:fillRect/>
+                    </a:stretch>
+                  </pic:blipFill>
+                  <pic:spPr>
+                    <a:xfrm>
+                      <a:off x="0" y="0"/>
+                      <a:ext cx="5943600" cy="6670040"/>
+                    </a:xfrm>
+                    <a:prstGeom prst="rect">
+                      <a:avLst/>
+                    </a:prstGeom>
+                  </pic:spPr>
+                </pic:pic>
+              </a:graphicData>
+            </a:graphic>
+          </wp:inline>
+        </w:drawing>
+      </w:r>
+    </w:p>
+    <w:p>
+      <w:r>
+        <w:rPr>
+          <w:noProof/>
+        </w:rPr>
+        <w:lastRenderedPageBreak/>
+        <w:drawing>
+          <wp:inline distT="0" distB="0" distL="0" distR="0" wp14:anchorId="4F4AE0BB" wp14:editId="069C4E9D">
+            <wp:extent cx="5943600" cy="3929380"/>
+            <wp:effectExtent l="0" t="0" r="0" b="0"/>
+            <wp:docPr id="716783894" name="Picture 1" descr="A screenshot of a computer&#10;&#10;AI-generated content may be incorrect."/>
+            <wp:cNvGraphicFramePr>
+              <a:graphicFrameLocks xmlns:a="http://schemas.openxmlformats.org/drawingml/2006/main" noChangeAspect="1"/>
+            </wp:cNvGraphicFramePr>
+            <a:graphic xmlns:a="http://schemas.openxmlformats.org/drawingml/2006/main">
+              <a:graphicData uri="http://schemas.openxmlformats.org/drawingml/2006/picture">
+                <pic:pic xmlns:pic="http://schemas.openxmlformats.org/drawingml/2006/picture">
+                  <pic:nvPicPr>
+                    <pic:cNvPr id="716783894" name="Picture 1" descr="A screenshot of a computer&#10;&#10;AI-generated content may be incorrect."/>
+                    <pic:cNvPicPr/>
+                  </pic:nvPicPr>
+                  <pic:blipFill>
+                    <a:blip r:embed="rId76"/>
+                    <a:stretch>
+                      <a:fillRect/>
+                    </a:stretch>
+                  </pic:blipFill>
+                  <pic:spPr>
+                    <a:xfrm>
+                      <a:off x="0" y="0"/>
+                      <a:ext cx="5943600" cy="3929380"/>
+                    </a:xfrm>
+                    <a:prstGeom prst="rect">
+                      <a:avLst/>
+                    </a:prstGeom>
+                  </pic:spPr>
+                </pic:pic>
+              </a:graphicData>
+            </a:graphic>
+          </wp:inline>
+        </w:drawing>
+      </w:r>
+    </w:p>
+    <w:p>
+      <w:r>
+        <w:t>EN EL BASH RECUERDA DEVOLVERTE A LA UBICACION DEL REPOSITORIO QUE QUIERES EMPAREJAR (ESTABAS EN .</w:t>
+      </w:r>
+      <w:proofErr w:type="spellStart"/>
+      <w:r>
+        <w:t>ssh</w:t>
+      </w:r>
+      <w:proofErr w:type="spellEnd"/>
+      <w:r>
+        <w:t>)</w:t>
+      </w:r>
+    </w:p>
+    <w:p>
+      <w:r>
+        <w:rPr>
+          <w:noProof/>
+        </w:rPr>
+        <w:drawing>
+          <wp:inline distT="0" distB="0" distL="0" distR="0" wp14:anchorId="358086FF" wp14:editId="1EC7B3B0">
+            <wp:extent cx="5943600" cy="2731135"/>
+            <wp:effectExtent l="0" t="0" r="0" b="0"/>
+            <wp:docPr id="1978677359" name="Picture 1" descr="A screenshot of a computer program&#10;&#10;AI-generated content may be incorrect."/>
+            <wp:cNvGraphicFramePr>
+              <a:graphicFrameLocks xmlns:a="http://schemas.openxmlformats.org/drawingml/2006/main" noChangeAspect="1"/>
+            </wp:cNvGraphicFramePr>
+            <a:graphic xmlns:a="http://schemas.openxmlformats.org/drawingml/2006/main">
+              <a:graphicData uri="http://schemas.openxmlformats.org/drawingml/2006/picture">
+                <pic:pic xmlns:pic="http://schemas.openxmlformats.org/drawingml/2006/picture">
+                  <pic:nvPicPr>
+                    <pic:cNvPr id="1978677359" name="Picture 1" descr="A screenshot of a computer program&#10;&#10;AI-generated content may be incorrect."/>
+                    <pic:cNvPicPr/>
+                  </pic:nvPicPr>
+                  <pic:blipFill>
+                    <a:blip r:embed="rId77"/>
+                    <a:stretch>
+                      <a:fillRect/>
+                    </a:stretch>
+                  </pic:blipFill>
+                  <pic:spPr>
+                    <a:xfrm>
+                      <a:off x="0" y="0"/>
+                      <a:ext cx="5943600" cy="2731135"/>
+                    </a:xfrm>
+                    <a:prstGeom prst="rect">
+                      <a:avLst/>
+                    </a:prstGeom>
+                  </pic:spPr>
+                </pic:pic>
+              </a:graphicData>
+            </a:graphic>
+          </wp:inline>
+        </w:drawing>
+      </w:r>
+    </w:p>
+    <w:p>
+      <w:r>
+        <w:rPr>
+          <w:noProof/>
+        </w:rPr>
+        <w:lastRenderedPageBreak/>
+        <w:drawing>
+          <wp:inline distT="0" distB="0" distL="0" distR="0" wp14:anchorId="6E45329D" wp14:editId="6FB39C68">
+            <wp:extent cx="5867400" cy="3152775"/>
+            <wp:effectExtent l="0" t="0" r="0" b="9525"/>
+            <wp:docPr id="46327231" name="Picture 1" descr="A computer screen shot of a computer program&#10;&#10;AI-generated content may be incorrect."/>
+            <wp:cNvGraphicFramePr>
+              <a:graphicFrameLocks xmlns:a="http://schemas.openxmlformats.org/drawingml/2006/main" noChangeAspect="1"/>
+            </wp:cNvGraphicFramePr>
+            <a:graphic xmlns:a="http://schemas.openxmlformats.org/drawingml/2006/main">
+              <a:graphicData uri="http://schemas.openxmlformats.org/drawingml/2006/picture">
+                <pic:pic xmlns:pic="http://schemas.openxmlformats.org/drawingml/2006/picture">
+                  <pic:nvPicPr>
+                    <pic:cNvPr id="46327231" name="Picture 1" descr="A computer screen shot of a computer program&#10;&#10;AI-generated content may be incorrect."/>
+                    <pic:cNvPicPr/>
+                  </pic:nvPicPr>
+                  <pic:blipFill>
+                    <a:blip r:embed="rId78"/>
+                    <a:stretch>
+                      <a:fillRect/>
+                    </a:stretch>
+                  </pic:blipFill>
+                  <pic:spPr>
+                    <a:xfrm>
+                      <a:off x="0" y="0"/>
+                      <a:ext cx="5867400" cy="3152775"/>
+                    </a:xfrm>
+                    <a:prstGeom prst="rect">
+                      <a:avLst/>
+                    </a:prstGeom>
+                  </pic:spPr>
+                </pic:pic>
+              </a:graphicData>
+            </a:graphic>
+          </wp:inline>
+        </w:drawing>
+      </w:r>
+    </w:p>
+    <w:p>
+      <w:r>
+        <w:rPr>
+          <w:noProof/>
+        </w:rPr>
+        <w:drawing>
+          <wp:inline distT="0" distB="0" distL="0" distR="0" wp14:anchorId="588426DC" wp14:editId="60D3A11C">
+            <wp:extent cx="5943600" cy="3147695"/>
+            <wp:effectExtent l="0" t="0" r="0" b="0"/>
+            <wp:docPr id="193779096" name="Picture 1" descr="A screenshot of a computer&#10;&#10;AI-generated content may be incorrect."/>
+            <wp:cNvGraphicFramePr>
+              <a:graphicFrameLocks xmlns:a="http://schemas.openxmlformats.org/drawingml/2006/main" noChangeAspect="1"/>
+            </wp:cNvGraphicFramePr>
+            <a:graphic xmlns:a="http://schemas.openxmlformats.org/drawingml/2006/main">
+              <a:graphicData uri="http://schemas.openxmlformats.org/drawingml/2006/picture">
+                <pic:pic xmlns:pic="http://schemas.openxmlformats.org/drawingml/2006/picture">
+                  <pic:nvPicPr>
+                    <pic:cNvPr id="193779096" name="Picture 1" descr="A screenshot of a computer&#10;&#10;AI-generated content may be incorrect."/>
+                    <pic:cNvPicPr/>
+                  </pic:nvPicPr>
+                  <pic:blipFill>
+                    <a:blip r:embed="rId79"/>
+                    <a:stretch>
+                      <a:fillRect/>
+                    </a:stretch>
+                  </pic:blipFill>
+                  <pic:spPr>
+                    <a:xfrm>
+                      <a:off x="0" y="0"/>
+                      <a:ext cx="5943600" cy="3147695"/>
+                    </a:xfrm>
+                    <a:prstGeom prst="rect">
+                      <a:avLst/>
+                    </a:prstGeom>
+                  </pic:spPr>
+                </pic:pic>
+              </a:graphicData>
+            </a:graphic>
+          </wp:inline>
+        </w:drawing>
+      </w:r>
+    </w:p>
+    <w:p>
+      <w:r>
+        <w:rPr>
+          <w:noProof/>
+        </w:rPr>
+        <w:lastRenderedPageBreak/>
+        <w:drawing>
+          <wp:inline distT="0" distB="0" distL="0" distR="0" wp14:anchorId="31D88B2F" wp14:editId="5B606603">
+            <wp:extent cx="5943600" cy="3364230"/>
+            <wp:effectExtent l="0" t="0" r="0" b="7620"/>
+            <wp:docPr id="781897185" name="Picture 1"/>
+            <wp:cNvGraphicFramePr>
+              <a:graphicFrameLocks xmlns:a="http://schemas.openxmlformats.org/drawingml/2006/main" noChangeAspect="1"/>
+            </wp:cNvGraphicFramePr>
+            <a:graphic xmlns:a="http://schemas.openxmlformats.org/drawingml/2006/main">
+              <a:graphicData uri="http://schemas.openxmlformats.org/drawingml/2006/picture">
+                <pic:pic xmlns:pic="http://schemas.openxmlformats.org/drawingml/2006/picture">
+                  <pic:nvPicPr>
+                    <pic:cNvPr id="781897185" name=""/>
+                    <pic:cNvPicPr/>
+                  </pic:nvPicPr>
+                  <pic:blipFill>
+                    <a:blip r:embed="rId80"/>
+                    <a:stretch>
+                      <a:fillRect/>
+                    </a:stretch>
+                  </pic:blipFill>
+                  <pic:spPr>
+                    <a:xfrm>
+                      <a:off x="0" y="0"/>
+                      <a:ext cx="5943600" cy="3364230"/>
+                    </a:xfrm>
+                    <a:prstGeom prst="rect">
+                      <a:avLst/>
+                    </a:prstGeom>
+                  </pic:spPr>
+                </pic:pic>
+              </a:graphicData>
+            </a:graphic>
+          </wp:inline>
+        </w:drawing>
+      </w:r>
+    </w:p>
+    <w:p>
+      <w:r>
+        <w:rPr>
+          <w:noProof/>
+        </w:rPr>
+        <w:drawing>
+          <wp:inline distT="0" distB="0" distL="0" distR="0" wp14:anchorId="1C365610" wp14:editId="6B905689">
+            <wp:extent cx="5943600" cy="1946275"/>
+            <wp:effectExtent l="0" t="0" r="0" b="0"/>
+            <wp:docPr id="1273433192" name="Picture 1" descr="A screenshot of a computer&#10;&#10;AI-generated content may be incorrect."/>
+            <wp:cNvGraphicFramePr>
+              <a:graphicFrameLocks xmlns:a="http://schemas.openxmlformats.org/drawingml/2006/main" noChangeAspect="1"/>
+            </wp:cNvGraphicFramePr>
+            <a:graphic xmlns:a="http://schemas.openxmlformats.org/drawingml/2006/main">
+              <a:graphicData uri="http://schemas.openxmlformats.org/drawingml/2006/picture">
+                <pic:pic xmlns:pic="http://schemas.openxmlformats.org/drawingml/2006/picture">
+                  <pic:nvPicPr>
+                    <pic:cNvPr id="1273433192" name="Picture 1" descr="A screenshot of a computer&#10;&#10;AI-generated content may be incorrect."/>
+                    <pic:cNvPicPr/>
+                  </pic:nvPicPr>
+                  <pic:blipFill>
+                    <a:blip r:embed="rId81"/>
+                    <a:stretch>
+                      <a:fillRect/>
+                    </a:stretch>
+                  </pic:blipFill>
+                  <pic:spPr>
+                    <a:xfrm>
+                      <a:off x="0" y="0"/>
+                      <a:ext cx="5943600" cy="1946275"/>
+                    </a:xfrm>
+                    <a:prstGeom prst="rect">
+                      <a:avLst/>
+                    </a:prstGeom>
+                  </pic:spPr>
+                </pic:pic>
+              </a:graphicData>
+            </a:graphic>
+          </wp:inline>
+        </w:drawing>
+      </w:r>
+    </w:p>
+    <w:p>
+      <w:r>
+        <w:rPr>
+          <w:noProof/>
+        </w:rPr>
+        <w:drawing>
+          <wp:inline distT="0" distB="0" distL="0" distR="0" wp14:anchorId="1B54C4DA" wp14:editId="1E109512">
+            <wp:extent cx="5943600" cy="2003425"/>
+            <wp:effectExtent l="0" t="0" r="0" b="0"/>
+            <wp:docPr id="2041308936" name="Picture 1" descr="A screenshot of a computer&#10;&#10;AI-generated content may be incorrect."/>
+            <wp:cNvGraphicFramePr>
+              <a:graphicFrameLocks xmlns:a="http://schemas.openxmlformats.org/drawingml/2006/main" noChangeAspect="1"/>
+            </wp:cNvGraphicFramePr>
+            <a:graphic xmlns:a="http://schemas.openxmlformats.org/drawingml/2006/main">
+              <a:graphicData uri="http://schemas.openxmlformats.org/drawingml/2006/picture">
+                <pic:pic xmlns:pic="http://schemas.openxmlformats.org/drawingml/2006/picture">
+                  <pic:nvPicPr>
+                    <pic:cNvPr id="2041308936" name="Picture 1" descr="A screenshot of a computer&#10;&#10;AI-generated content may be incorrect."/>
+                    <pic:cNvPicPr/>
+                  </pic:nvPicPr>
+                  <pic:blipFill>
+                    <a:blip r:embed="rId82"/>
+                    <a:stretch>
+                      <a:fillRect/>
+                    </a:stretch>
+                  </pic:blipFill>
+                  <pic:spPr>
+                    <a:xfrm>
+                      <a:off x="0" y="0"/>
+                      <a:ext cx="5943600" cy="2003425"/>
+                    </a:xfrm>
+                    <a:prstGeom prst="rect">
+                      <a:avLst/>
+                    </a:prstGeom>
+                  </pic:spPr>
+                </pic:pic>
+              </a:graphicData>
+            </a:graphic>
+          </wp:inline>
+        </w:drawing>
+      </w:r>
+    </w:p>
+    <w:p>
+      <w:r>
+        <w:br w:type="page"/>
+      </w:r>
+    </w:p>
+    <w:p>
+      <w:r>
+        <w:lastRenderedPageBreak/>
+        <w:t>SUBIR CAMBIOS A GITHUB</w:t>
+      </w:r>
+    </w:p>
+    <w:p/>
+    <w:p/>
+    <w:p/>
     <w:p/>
     <w:p/>
     <w:sectPr>

--- a/GitAndGithubCourse/ImportantNotesGit_Github.docx
+++ b/GitAndGithubCourse/ImportantNotesGit_Github.docx
@@ -3531,6 +3531,215 @@
         <w:t>SUBIR CAMBIOS A GITHUB</w:t>
       </w:r>
     </w:p>
+    <w:p>
+      <w:r>
+        <w:rPr>
+          <w:noProof/>
+        </w:rPr>
+        <w:drawing>
+          <wp:inline distT="0" distB="0" distL="0" distR="0" wp14:anchorId="49C2B39F" wp14:editId="4D71AAEF">
+            <wp:extent cx="5943600" cy="1774825"/>
+            <wp:effectExtent l="0" t="0" r="0" b="0"/>
+            <wp:docPr id="906698186" name="Picture 1" descr="A screen shot of a computer program&#10;&#10;AI-generated content may be incorrect."/>
+            <wp:cNvGraphicFramePr>
+              <a:graphicFrameLocks xmlns:a="http://schemas.openxmlformats.org/drawingml/2006/main" noChangeAspect="1"/>
+            </wp:cNvGraphicFramePr>
+            <a:graphic xmlns:a="http://schemas.openxmlformats.org/drawingml/2006/main">
+              <a:graphicData uri="http://schemas.openxmlformats.org/drawingml/2006/picture">
+                <pic:pic xmlns:pic="http://schemas.openxmlformats.org/drawingml/2006/picture">
+                  <pic:nvPicPr>
+                    <pic:cNvPr id="906698186" name="Picture 1" descr="A screen shot of a computer program&#10;&#10;AI-generated content may be incorrect."/>
+                    <pic:cNvPicPr/>
+                  </pic:nvPicPr>
+                  <pic:blipFill>
+                    <a:blip r:embed="rId83"/>
+                    <a:stretch>
+                      <a:fillRect/>
+                    </a:stretch>
+                  </pic:blipFill>
+                  <pic:spPr>
+                    <a:xfrm>
+                      <a:off x="0" y="0"/>
+                      <a:ext cx="5943600" cy="1774825"/>
+                    </a:xfrm>
+                    <a:prstGeom prst="rect">
+                      <a:avLst/>
+                    </a:prstGeom>
+                  </pic:spPr>
+                </pic:pic>
+              </a:graphicData>
+            </a:graphic>
+          </wp:inline>
+        </w:drawing>
+      </w:r>
+    </w:p>
+    <w:p>
+      <w:r>
+        <w:t xml:space="preserve">NO FUNCIONÓ PORQUE EL REPO EN GITHUB TIENE CAMBIOS </w:t>
+      </w:r>
+      <w:proofErr w:type="gramStart"/>
+      <w:r>
+        <w:t>(.README</w:t>
+      </w:r>
+      <w:proofErr w:type="gramEnd"/>
+      <w:r>
+        <w:t xml:space="preserve"> QUE SE AGREGÓ PREVIAMENTE).</w:t>
+      </w:r>
+    </w:p>
+    <w:p>
+      <w:pPr>
+        <w:rPr>
+          <w:b/>
+          <w:bCs/>
+        </w:rPr>
+      </w:pPr>
+      <w:r>
+        <w:rPr>
+          <w:b/>
+          <w:bCs/>
+        </w:rPr>
+        <w:t>GIT FETCH Y GIT PULL</w:t>
+      </w:r>
+    </w:p>
+    <w:p>
+      <w:r>
+        <w:t>GIT FETCH DESCARGA AL LOCAL EL HISTORIAL DE CAMBIOS</w:t>
+      </w:r>
+    </w:p>
+    <w:p>
+      <w:r>
+        <w:t>SIN HACER EL GIT FETCH ASÍ LUCE:</w:t>
+      </w:r>
+    </w:p>
+    <w:p>
+      <w:r>
+        <w:rPr>
+          <w:noProof/>
+        </w:rPr>
+        <w:drawing>
+          <wp:inline distT="0" distB="0" distL="0" distR="0" wp14:anchorId="1CB77A4D" wp14:editId="45DBAFE4">
+            <wp:extent cx="5943600" cy="4079240"/>
+            <wp:effectExtent l="0" t="0" r="0" b="0"/>
+            <wp:docPr id="728301206" name="Picture 1" descr="A computer screen shot of a program&#10;&#10;AI-generated content may be incorrect."/>
+            <wp:cNvGraphicFramePr>
+              <a:graphicFrameLocks xmlns:a="http://schemas.openxmlformats.org/drawingml/2006/main" noChangeAspect="1"/>
+            </wp:cNvGraphicFramePr>
+            <a:graphic xmlns:a="http://schemas.openxmlformats.org/drawingml/2006/main">
+              <a:graphicData uri="http://schemas.openxmlformats.org/drawingml/2006/picture">
+                <pic:pic xmlns:pic="http://schemas.openxmlformats.org/drawingml/2006/picture">
+                  <pic:nvPicPr>
+                    <pic:cNvPr id="728301206" name="Picture 1" descr="A computer screen shot of a program&#10;&#10;AI-generated content may be incorrect."/>
+                    <pic:cNvPicPr/>
+                  </pic:nvPicPr>
+                  <pic:blipFill>
+                    <a:blip r:embed="rId84"/>
+                    <a:stretch>
+                      <a:fillRect/>
+                    </a:stretch>
+                  </pic:blipFill>
+                  <pic:spPr>
+                    <a:xfrm>
+                      <a:off x="0" y="0"/>
+                      <a:ext cx="5943600" cy="4079240"/>
+                    </a:xfrm>
+                    <a:prstGeom prst="rect">
+                      <a:avLst/>
+                    </a:prstGeom>
+                  </pic:spPr>
+                </pic:pic>
+              </a:graphicData>
+            </a:graphic>
+          </wp:inline>
+        </w:drawing>
+      </w:r>
+    </w:p>
+    <w:p>
+      <w:r>
+        <w:rPr>
+          <w:noProof/>
+        </w:rPr>
+        <w:lastRenderedPageBreak/>
+        <w:drawing>
+          <wp:inline distT="0" distB="0" distL="0" distR="0" wp14:anchorId="17F7A874" wp14:editId="13062FD4">
+            <wp:extent cx="5943600" cy="6189345"/>
+            <wp:effectExtent l="0" t="0" r="0" b="1905"/>
+            <wp:docPr id="1344500571" name="Picture 1"/>
+            <wp:cNvGraphicFramePr>
+              <a:graphicFrameLocks xmlns:a="http://schemas.openxmlformats.org/drawingml/2006/main" noChangeAspect="1"/>
+            </wp:cNvGraphicFramePr>
+            <a:graphic xmlns:a="http://schemas.openxmlformats.org/drawingml/2006/main">
+              <a:graphicData uri="http://schemas.openxmlformats.org/drawingml/2006/picture">
+                <pic:pic xmlns:pic="http://schemas.openxmlformats.org/drawingml/2006/picture">
+                  <pic:nvPicPr>
+                    <pic:cNvPr id="1344500571" name=""/>
+                    <pic:cNvPicPr/>
+                  </pic:nvPicPr>
+                  <pic:blipFill>
+                    <a:blip r:embed="rId85"/>
+                    <a:stretch>
+                      <a:fillRect/>
+                    </a:stretch>
+                  </pic:blipFill>
+                  <pic:spPr>
+                    <a:xfrm>
+                      <a:off x="0" y="0"/>
+                      <a:ext cx="5943600" cy="6189345"/>
+                    </a:xfrm>
+                    <a:prstGeom prst="rect">
+                      <a:avLst/>
+                    </a:prstGeom>
+                  </pic:spPr>
+                </pic:pic>
+              </a:graphicData>
+            </a:graphic>
+          </wp:inline>
+        </w:drawing>
+      </w:r>
+    </w:p>
+    <w:p>
+      <w:r>
+        <w:rPr>
+          <w:noProof/>
+        </w:rPr>
+        <w:lastRenderedPageBreak/>
+        <w:drawing>
+          <wp:inline distT="0" distB="0" distL="0" distR="0" wp14:anchorId="6F6588A4" wp14:editId="2537F75D">
+            <wp:extent cx="5943600" cy="5448300"/>
+            <wp:effectExtent l="0" t="0" r="0" b="0"/>
+            <wp:docPr id="388845994" name="Picture 1" descr="A computer screen shot of a program&#10;&#10;AI-generated content may be incorrect."/>
+            <wp:cNvGraphicFramePr>
+              <a:graphicFrameLocks xmlns:a="http://schemas.openxmlformats.org/drawingml/2006/main" noChangeAspect="1"/>
+            </wp:cNvGraphicFramePr>
+            <a:graphic xmlns:a="http://schemas.openxmlformats.org/drawingml/2006/main">
+              <a:graphicData uri="http://schemas.openxmlformats.org/drawingml/2006/picture">
+                <pic:pic xmlns:pic="http://schemas.openxmlformats.org/drawingml/2006/picture">
+                  <pic:nvPicPr>
+                    <pic:cNvPr id="388845994" name="Picture 1" descr="A computer screen shot of a program&#10;&#10;AI-generated content may be incorrect."/>
+                    <pic:cNvPicPr/>
+                  </pic:nvPicPr>
+                  <pic:blipFill>
+                    <a:blip r:embed="rId86"/>
+                    <a:stretch>
+                      <a:fillRect/>
+                    </a:stretch>
+                  </pic:blipFill>
+                  <pic:spPr>
+                    <a:xfrm>
+                      <a:off x="0" y="0"/>
+                      <a:ext cx="5943600" cy="5448300"/>
+                    </a:xfrm>
+                    <a:prstGeom prst="rect">
+                      <a:avLst/>
+                    </a:prstGeom>
+                  </pic:spPr>
+                </pic:pic>
+              </a:graphicData>
+            </a:graphic>
+          </wp:inline>
+        </w:drawing>
+      </w:r>
+    </w:p>
+    <w:p/>
     <w:p/>
     <w:p/>
     <w:p/>

--- a/GitAndGithubCourse/ImportantNotesGit_Github.docx
+++ b/GitAndGithubCourse/ImportantNotesGit_Github.docx
@@ -732,14 +732,9 @@
     </w:p>
     <w:p>
       <w:r>
-        <w:t>Para ignorar es: **</w:t>
-      </w:r>
-      <w:proofErr w:type="gramStart"/>
-      <w:r>
-        <w:t>/.&lt;</w:t>
+        <w:t>Para ignorar es: **/.&lt;</w:t>
       </w:r>
       <w:proofErr w:type="spellStart"/>
-      <w:proofErr w:type="gramEnd"/>
       <w:r>
         <w:t>fileName</w:t>
       </w:r>
@@ -3575,15 +3570,7 @@
     </w:p>
     <w:p>
       <w:r>
-        <w:t xml:space="preserve">NO FUNCIONÓ PORQUE EL REPO EN GITHUB TIENE CAMBIOS </w:t>
-      </w:r>
-      <w:proofErr w:type="gramStart"/>
-      <w:r>
-        <w:t>(.README</w:t>
-      </w:r>
-      <w:proofErr w:type="gramEnd"/>
-      <w:r>
-        <w:t xml:space="preserve"> QUE SE AGREGÓ PREVIAMENTE).</w:t>
+        <w:t>NO FUNCIONÓ PORQUE EL REPO EN GITHUB TIENE CAMBIOS (.README QUE SE AGREGÓ PREVIAMENTE).</w:t>
       </w:r>
     </w:p>
     <w:p>
@@ -3739,6 +3726,205 @@
         </w:drawing>
       </w:r>
     </w:p>
+    <w:p>
+      <w:r>
+        <w:t>GIT CLONE</w:t>
+      </w:r>
+    </w:p>
+    <w:p>
+      <w:r>
+        <w:t xml:space="preserve">CREAR LA CARPETA EN LA </w:t>
+      </w:r>
+      <w:r>
+        <w:t>UBICACIÓN DESEADA</w:t>
+      </w:r>
+    </w:p>
+    <w:p>
+      <w:r>
+        <w:rPr>
+          <w:noProof/>
+        </w:rPr>
+        <w:drawing>
+          <wp:inline distT="0" distB="0" distL="0" distR="0" wp14:anchorId="600FAF20" wp14:editId="54BE47D3">
+            <wp:extent cx="1971675" cy="1714500"/>
+            <wp:effectExtent l="0" t="0" r="9525" b="0"/>
+            <wp:docPr id="868188692" name="Picture 1" descr="A screen shot of a computer&#10;&#10;AI-generated content may be incorrect."/>
+            <wp:cNvGraphicFramePr>
+              <a:graphicFrameLocks xmlns:a="http://schemas.openxmlformats.org/drawingml/2006/main" noChangeAspect="1"/>
+            </wp:cNvGraphicFramePr>
+            <a:graphic xmlns:a="http://schemas.openxmlformats.org/drawingml/2006/main">
+              <a:graphicData uri="http://schemas.openxmlformats.org/drawingml/2006/picture">
+                <pic:pic xmlns:pic="http://schemas.openxmlformats.org/drawingml/2006/picture">
+                  <pic:nvPicPr>
+                    <pic:cNvPr id="868188692" name="Picture 1" descr="A screen shot of a computer&#10;&#10;AI-generated content may be incorrect."/>
+                    <pic:cNvPicPr/>
+                  </pic:nvPicPr>
+                  <pic:blipFill>
+                    <a:blip r:embed="rId87"/>
+                    <a:stretch>
+                      <a:fillRect/>
+                    </a:stretch>
+                  </pic:blipFill>
+                  <pic:spPr>
+                    <a:xfrm>
+                      <a:off x="0" y="0"/>
+                      <a:ext cx="1971675" cy="1714500"/>
+                    </a:xfrm>
+                    <a:prstGeom prst="rect">
+                      <a:avLst/>
+                    </a:prstGeom>
+                  </pic:spPr>
+                </pic:pic>
+              </a:graphicData>
+            </a:graphic>
+          </wp:inline>
+        </w:drawing>
+      </w:r>
+    </w:p>
+    <w:p>
+      <w:r>
+        <w:rPr>
+          <w:noProof/>
+        </w:rPr>
+        <w:lastRenderedPageBreak/>
+        <w:drawing>
+          <wp:inline distT="0" distB="0" distL="0" distR="0" wp14:anchorId="22D64465" wp14:editId="110A88E6">
+            <wp:extent cx="5943600" cy="3331210"/>
+            <wp:effectExtent l="0" t="0" r="0" b="2540"/>
+            <wp:docPr id="1804577728" name="Picture 1" descr="A screenshot of a computer&#10;&#10;AI-generated content may be incorrect."/>
+            <wp:cNvGraphicFramePr>
+              <a:graphicFrameLocks xmlns:a="http://schemas.openxmlformats.org/drawingml/2006/main" noChangeAspect="1"/>
+            </wp:cNvGraphicFramePr>
+            <a:graphic xmlns:a="http://schemas.openxmlformats.org/drawingml/2006/main">
+              <a:graphicData uri="http://schemas.openxmlformats.org/drawingml/2006/picture">
+                <pic:pic xmlns:pic="http://schemas.openxmlformats.org/drawingml/2006/picture">
+                  <pic:nvPicPr>
+                    <pic:cNvPr id="1804577728" name="Picture 1" descr="A screenshot of a computer&#10;&#10;AI-generated content may be incorrect."/>
+                    <pic:cNvPicPr/>
+                  </pic:nvPicPr>
+                  <pic:blipFill>
+                    <a:blip r:embed="rId88"/>
+                    <a:stretch>
+                      <a:fillRect/>
+                    </a:stretch>
+                  </pic:blipFill>
+                  <pic:spPr>
+                    <a:xfrm>
+                      <a:off x="0" y="0"/>
+                      <a:ext cx="5943600" cy="3331210"/>
+                    </a:xfrm>
+                    <a:prstGeom prst="rect">
+                      <a:avLst/>
+                    </a:prstGeom>
+                  </pic:spPr>
+                </pic:pic>
+              </a:graphicData>
+            </a:graphic>
+          </wp:inline>
+        </w:drawing>
+      </w:r>
+    </w:p>
+    <w:p>
+      <w:r>
+        <w:rPr>
+          <w:noProof/>
+        </w:rPr>
+        <w:drawing>
+          <wp:inline distT="0" distB="0" distL="0" distR="0" wp14:anchorId="5C32877D" wp14:editId="67050167">
+            <wp:extent cx="5943600" cy="2375535"/>
+            <wp:effectExtent l="0" t="0" r="0" b="5715"/>
+            <wp:docPr id="124902257" name="Picture 1" descr="A computer screen shot of a program&#10;&#10;AI-generated content may be incorrect."/>
+            <wp:cNvGraphicFramePr>
+              <a:graphicFrameLocks xmlns:a="http://schemas.openxmlformats.org/drawingml/2006/main" noChangeAspect="1"/>
+            </wp:cNvGraphicFramePr>
+            <a:graphic xmlns:a="http://schemas.openxmlformats.org/drawingml/2006/main">
+              <a:graphicData uri="http://schemas.openxmlformats.org/drawingml/2006/picture">
+                <pic:pic xmlns:pic="http://schemas.openxmlformats.org/drawingml/2006/picture">
+                  <pic:nvPicPr>
+                    <pic:cNvPr id="124902257" name="Picture 1" descr="A computer screen shot of a program&#10;&#10;AI-generated content may be incorrect."/>
+                    <pic:cNvPicPr/>
+                  </pic:nvPicPr>
+                  <pic:blipFill>
+                    <a:blip r:embed="rId89"/>
+                    <a:stretch>
+                      <a:fillRect/>
+                    </a:stretch>
+                  </pic:blipFill>
+                  <pic:spPr>
+                    <a:xfrm>
+                      <a:off x="0" y="0"/>
+                      <a:ext cx="5943600" cy="2375535"/>
+                    </a:xfrm>
+                    <a:prstGeom prst="rect">
+                      <a:avLst/>
+                    </a:prstGeom>
+                  </pic:spPr>
+                </pic:pic>
+              </a:graphicData>
+            </a:graphic>
+          </wp:inline>
+        </w:drawing>
+      </w:r>
+    </w:p>
+    <w:p>
+      <w:r>
+        <w:rPr>
+          <w:noProof/>
+        </w:rPr>
+        <w:drawing>
+          <wp:inline distT="0" distB="0" distL="0" distR="0" wp14:anchorId="14B332FF" wp14:editId="39B81B88">
+            <wp:extent cx="5943600" cy="1591310"/>
+            <wp:effectExtent l="0" t="0" r="0" b="8890"/>
+            <wp:docPr id="969244531" name="Picture 1" descr="A screenshot of a computer&#10;&#10;AI-generated content may be incorrect."/>
+            <wp:cNvGraphicFramePr>
+              <a:graphicFrameLocks xmlns:a="http://schemas.openxmlformats.org/drawingml/2006/main" noChangeAspect="1"/>
+            </wp:cNvGraphicFramePr>
+            <a:graphic xmlns:a="http://schemas.openxmlformats.org/drawingml/2006/main">
+              <a:graphicData uri="http://schemas.openxmlformats.org/drawingml/2006/picture">
+                <pic:pic xmlns:pic="http://schemas.openxmlformats.org/drawingml/2006/picture">
+                  <pic:nvPicPr>
+                    <pic:cNvPr id="969244531" name="Picture 1" descr="A screenshot of a computer&#10;&#10;AI-generated content may be incorrect."/>
+                    <pic:cNvPicPr/>
+                  </pic:nvPicPr>
+                  <pic:blipFill>
+                    <a:blip r:embed="rId90"/>
+                    <a:stretch>
+                      <a:fillRect/>
+                    </a:stretch>
+                  </pic:blipFill>
+                  <pic:spPr>
+                    <a:xfrm>
+                      <a:off x="0" y="0"/>
+                      <a:ext cx="5943600" cy="1591310"/>
+                    </a:xfrm>
+                    <a:prstGeom prst="rect">
+                      <a:avLst/>
+                    </a:prstGeom>
+                  </pic:spPr>
+                </pic:pic>
+              </a:graphicData>
+            </a:graphic>
+          </wp:inline>
+        </w:drawing>
+      </w:r>
+    </w:p>
+    <w:p/>
+    <w:p>
+      <w:pPr>
+        <w:rPr>
+          <w:b/>
+          <w:bCs/>
+        </w:rPr>
+      </w:pPr>
+      <w:r>
+        <w:rPr>
+          <w:b/>
+          <w:bCs/>
+        </w:rPr>
+        <w:t>FORK</w:t>
+      </w:r>
+    </w:p>
+    <w:p/>
     <w:p/>
     <w:p/>
     <w:p/>
